--- a/01-嵌入式操作系统及应用/01-教案/嵌入式操作系统及应用-24.docx
+++ b/01-嵌入式操作系统及应用/01-教案/嵌入式操作系统及应用-24.docx
@@ -248,7 +248,6 @@
             <w:insideH w:val="single" w:color="auto" w:sz="4" w:space="0"/>
             <w:insideV w:val="single" w:color="auto" w:sz="4" w:space="0"/>
           </w:tblBorders>
-          <w:shd w:val="clear" w:color="auto" w:fill="FFFFFF"/>
           <w:tblCellMar>
             <w:top w:w="0" w:type="dxa"/>
             <w:left w:w="108" w:type="dxa"/>
@@ -418,7 +417,6 @@
             <w:insideH w:val="single" w:color="auto" w:sz="4" w:space="0"/>
             <w:insideV w:val="single" w:color="auto" w:sz="4" w:space="0"/>
           </w:tblBorders>
-          <w:shd w:val="clear" w:color="auto" w:fill="FFFFFF"/>
           <w:tblCellMar>
             <w:top w:w="0" w:type="dxa"/>
             <w:left w:w="108" w:type="dxa"/>
@@ -554,16 +552,23 @@
           <w:p>
             <w:pPr>
               <w:rPr>
+                <w:rFonts w:hint="default" w:ascii="宋体" w:hAnsi="宋体"/>
+                <w:lang w:val="en-US" w:eastAsia="zh-CN"/>
+              </w:rPr>
+            </w:pPr>
+            <w:r>
+              <w:rPr>
                 <w:rFonts w:hint="eastAsia" w:ascii="宋体" w:hAnsi="宋体"/>
                 <w:lang w:eastAsia="zh-CN"/>
               </w:rPr>
-            </w:pPr>
+              <w:t>基础</w:t>
+            </w:r>
             <w:r>
               <w:rPr>
                 <w:rFonts w:hint="eastAsia" w:ascii="宋体" w:hAnsi="宋体"/>
-                <w:lang w:eastAsia="zh-CN"/>
-              </w:rPr>
-              <w:t>案例开发</w:t>
+                <w:lang w:val="en-US" w:eastAsia="zh-CN"/>
+              </w:rPr>
+              <w:t>开发</w:t>
             </w:r>
           </w:p>
           <w:p>
@@ -573,6 +578,8 @@
                 <w:lang w:eastAsia="zh-CN"/>
               </w:rPr>
             </w:pPr>
+            <w:bookmarkStart w:id="0" w:name="_GoBack"/>
+            <w:bookmarkEnd w:id="0"/>
             <w:r>
               <w:rPr>
                 <w:rFonts w:hint="eastAsia" w:ascii="宋体" w:hAnsi="宋体"/>
@@ -751,7 +758,6 @@
                 <w:spacing w:val="0"/>
                 <w:sz w:val="17"/>
                 <w:szCs w:val="17"/>
-                <w:bdr w:val="none" w:color="auto" w:sz="0" w:space="0"/>
                 <w:shd w:val="clear" w:fill="F0F0F0"/>
               </w:rPr>
               <w:t>I2cIoInit()</w:t>
@@ -781,7 +787,6 @@
                 <w:spacing w:val="0"/>
                 <w:sz w:val="17"/>
                 <w:szCs w:val="17"/>
-                <w:bdr w:val="none" w:color="auto" w:sz="0" w:space="0"/>
                 <w:shd w:val="clear" w:fill="F0F0F0"/>
               </w:rPr>
               <w:t>LzI2cInit()</w:t>
@@ -811,7 +816,6 @@
                 <w:spacing w:val="0"/>
                 <w:sz w:val="17"/>
                 <w:szCs w:val="17"/>
-                <w:bdr w:val="none" w:color="auto" w:sz="0" w:space="0"/>
                 <w:shd w:val="clear" w:fill="F0F0F0"/>
               </w:rPr>
               <w:t>PinctrlSet()</w:t>
@@ -841,7 +845,6 @@
                 <w:spacing w:val="0"/>
                 <w:sz w:val="17"/>
                 <w:szCs w:val="17"/>
-                <w:bdr w:val="none" w:color="auto" w:sz="0" w:space="0"/>
                 <w:shd w:val="clear" w:fill="F0F0F0"/>
               </w:rPr>
               <w:t>LzI2cScan()</w:t>
@@ -871,7 +874,6 @@
                 <w:spacing w:val="0"/>
                 <w:sz w:val="17"/>
                 <w:szCs w:val="17"/>
-                <w:bdr w:val="none" w:color="auto" w:sz="0" w:space="0"/>
                 <w:shd w:val="clear" w:fill="F0F0F0"/>
               </w:rPr>
               <w:t>BUILD.gn</w:t>
@@ -901,7 +903,6 @@
                 <w:spacing w:val="0"/>
                 <w:sz w:val="17"/>
                 <w:szCs w:val="17"/>
-                <w:bdr w:val="none" w:color="auto" w:sz="0" w:space="0"/>
                 <w:shd w:val="clear" w:fill="F0F0F0"/>
               </w:rPr>
               <w:t>Makefile</w:t>
@@ -1080,7 +1081,6 @@
                 <w:spacing w:val="0"/>
                 <w:sz w:val="17"/>
                 <w:szCs w:val="17"/>
-                <w:bdr w:val="none" w:color="auto" w:sz="0" w:space="0"/>
                 <w:shd w:val="clear" w:fill="F0F0F0"/>
               </w:rPr>
               <w:t>PinctrlSet()</w:t>
@@ -1112,7 +1112,6 @@
             <w:insideH w:val="single" w:color="auto" w:sz="4" w:space="0"/>
             <w:insideV w:val="single" w:color="auto" w:sz="4" w:space="0"/>
           </w:tblBorders>
-          <w:shd w:val="clear" w:color="auto" w:fill="FFFFFF"/>
           <w:tblCellMar>
             <w:top w:w="0" w:type="dxa"/>
             <w:left w:w="108" w:type="dxa"/>
@@ -1241,7 +1240,6 @@
                 <w:spacing w:val="0"/>
                 <w:sz w:val="17"/>
                 <w:szCs w:val="17"/>
-                <w:bdr w:val="none" w:color="auto" w:sz="0" w:space="0"/>
                 <w:shd w:val="clear" w:fill="F0F0F0"/>
               </w:rPr>
               <w:t>I2cIoInit()</w:t>
@@ -1271,7 +1269,6 @@
                 <w:spacing w:val="0"/>
                 <w:sz w:val="17"/>
                 <w:szCs w:val="17"/>
-                <w:bdr w:val="none" w:color="auto" w:sz="0" w:space="0"/>
                 <w:shd w:val="clear" w:fill="F0F0F0"/>
               </w:rPr>
               <w:t>LzI2cInit()</w:t>
@@ -1301,7 +1298,6 @@
                 <w:spacing w:val="0"/>
                 <w:sz w:val="17"/>
                 <w:szCs w:val="17"/>
-                <w:bdr w:val="none" w:color="auto" w:sz="0" w:space="0"/>
                 <w:shd w:val="clear" w:fill="F0F0F0"/>
               </w:rPr>
               <w:t>PinctrlSet()</w:t>
@@ -1359,7 +1355,6 @@
                 <w:spacing w:val="0"/>
                 <w:sz w:val="17"/>
                 <w:szCs w:val="17"/>
-                <w:bdr w:val="none" w:color="auto" w:sz="0" w:space="0"/>
                 <w:shd w:val="clear" w:fill="F0F0F0"/>
               </w:rPr>
               <w:t>LzI2cScan()</w:t>
@@ -1417,7 +1412,6 @@
                 <w:spacing w:val="0"/>
                 <w:sz w:val="17"/>
                 <w:szCs w:val="17"/>
-                <w:bdr w:val="none" w:color="auto" w:sz="0" w:space="0"/>
                 <w:shd w:val="clear" w:fill="F0F0F0"/>
               </w:rPr>
               <w:t>BUILD.gn</w:t>
@@ -1447,7 +1441,6 @@
                 <w:spacing w:val="0"/>
                 <w:sz w:val="17"/>
                 <w:szCs w:val="17"/>
-                <w:bdr w:val="none" w:color="auto" w:sz="0" w:space="0"/>
                 <w:shd w:val="clear" w:fill="F0F0F0"/>
               </w:rPr>
               <w:t>i2c_scan_example</w:t>
@@ -1477,7 +1470,6 @@
                 <w:spacing w:val="0"/>
                 <w:sz w:val="17"/>
                 <w:szCs w:val="17"/>
-                <w:bdr w:val="none" w:color="auto" w:sz="0" w:space="0"/>
                 <w:shd w:val="clear" w:fill="F0F0F0"/>
               </w:rPr>
               <w:t>Makefile</w:t>
@@ -1507,7 +1499,6 @@
                 <w:spacing w:val="0"/>
                 <w:sz w:val="17"/>
                 <w:szCs w:val="17"/>
-                <w:bdr w:val="none" w:color="auto" w:sz="0" w:space="0"/>
                 <w:shd w:val="clear" w:fill="F0F0F0"/>
               </w:rPr>
               <w:t>-li2c_scan_example</w:t>
@@ -1593,7 +1584,6 @@
                 <w:spacing w:val="0"/>
                 <w:sz w:val="17"/>
                 <w:szCs w:val="17"/>
-                <w:bdr w:val="none" w:color="auto" w:sz="0" w:space="0"/>
                 <w:shd w:val="clear" w:fill="F0F0F0"/>
               </w:rPr>
               <w:t>PinctrlSet()</w:t>
@@ -1623,7 +1613,6 @@
                 <w:spacing w:val="0"/>
                 <w:sz w:val="17"/>
                 <w:szCs w:val="17"/>
-                <w:bdr w:val="none" w:color="auto" w:sz="0" w:space="0"/>
                 <w:shd w:val="clear" w:fill="F0F0F0"/>
               </w:rPr>
               <w:t>GPIO0_PA0</w:t>
@@ -1653,7 +1642,6 @@
                 <w:spacing w:val="0"/>
                 <w:sz w:val="17"/>
                 <w:szCs w:val="17"/>
-                <w:bdr w:val="none" w:color="auto" w:sz="0" w:space="0"/>
                 <w:shd w:val="clear" w:fill="F0F0F0"/>
               </w:rPr>
               <w:t>GPIO0_PA1</w:t>
@@ -1683,7 +1671,6 @@
                 <w:spacing w:val="0"/>
                 <w:sz w:val="17"/>
                 <w:szCs w:val="17"/>
-                <w:bdr w:val="none" w:color="auto" w:sz="0" w:space="0"/>
                 <w:shd w:val="clear" w:fill="F0F0F0"/>
               </w:rPr>
               <w:t>MUX_FUNC3</w:t>
@@ -1713,7 +1700,6 @@
                 <w:spacing w:val="0"/>
                 <w:sz w:val="17"/>
                 <w:szCs w:val="17"/>
-                <w:bdr w:val="none" w:color="auto" w:sz="0" w:space="0"/>
                 <w:shd w:val="clear" w:fill="F0F0F0"/>
               </w:rPr>
               <w:t>PULL_KEEP</w:t>
@@ -1801,7 +1787,6 @@
             <w:insideH w:val="single" w:color="auto" w:sz="4" w:space="0"/>
             <w:insideV w:val="single" w:color="auto" w:sz="4" w:space="0"/>
           </w:tblBorders>
-          <w:shd w:val="clear" w:color="auto" w:fill="FFFFFF"/>
           <w:tblCellMar>
             <w:top w:w="0" w:type="dxa"/>
             <w:left w:w="108" w:type="dxa"/>
@@ -2172,7 +2157,6 @@
             <w:insideH w:val="single" w:color="auto" w:sz="4" w:space="0"/>
             <w:insideV w:val="single" w:color="auto" w:sz="4" w:space="0"/>
           </w:tblBorders>
-          <w:shd w:val="clear" w:color="auto" w:fill="FFFFFF"/>
           <w:tblCellMar>
             <w:top w:w="0" w:type="dxa"/>
             <w:left w:w="108" w:type="dxa"/>
@@ -2312,7 +2296,6 @@
             <w:insideH w:val="single" w:color="auto" w:sz="4" w:space="0"/>
             <w:insideV w:val="single" w:color="auto" w:sz="4" w:space="0"/>
           </w:tblBorders>
-          <w:shd w:val="clear" w:color="auto" w:fill="FFFFFF"/>
           <w:tblCellMar>
             <w:top w:w="0" w:type="dxa"/>
             <w:left w:w="108" w:type="dxa"/>
@@ -2448,12 +2431,6 @@
             <w:insideH w:val="single" w:color="000000" w:themeColor="text1" w:sz="8" w:space="0"/>
             <w:insideV w:val="single" w:color="000000" w:themeColor="text1" w:sz="8" w:space="0"/>
           </w:tblBorders>
-          <w:tblCellMar>
-            <w:top w:w="0" w:type="dxa"/>
-            <w:left w:w="0" w:type="dxa"/>
-            <w:bottom w:w="0" w:type="dxa"/>
-            <w:right w:w="0" w:type="dxa"/>
-          </w:tblCellMar>
         </w:tblPrEx>
         <w:trPr>
           <w:trHeight w:val="1304" w:hRule="atLeast"/>
@@ -2900,7 +2877,6 @@
                 <w:spacing w:val="0"/>
                 <w:sz w:val="17"/>
                 <w:szCs w:val="17"/>
-                <w:bdr w:val="none" w:color="auto" w:sz="0" w:space="0"/>
                 <w:shd w:val="clear" w:fill="F0F0F0"/>
               </w:rPr>
               <w:t>LzI2cScan()</w:t>
@@ -2958,7 +2934,6 @@
                 <w:spacing w:val="0"/>
                 <w:sz w:val="17"/>
                 <w:szCs w:val="17"/>
-                <w:bdr w:val="none" w:color="auto" w:sz="0" w:space="0"/>
                 <w:shd w:val="clear" w:fill="F0F0F0"/>
               </w:rPr>
               <w:t>BUILD.gn</w:t>
@@ -3843,12 +3818,6 @@
             <w:insideH w:val="single" w:color="000000" w:themeColor="text1" w:sz="8" w:space="0"/>
             <w:insideV w:val="single" w:color="000000" w:themeColor="text1" w:sz="8" w:space="0"/>
           </w:tblBorders>
-          <w:tblCellMar>
-            <w:top w:w="0" w:type="dxa"/>
-            <w:left w:w="0" w:type="dxa"/>
-            <w:bottom w:w="0" w:type="dxa"/>
-            <w:right w:w="0" w:type="dxa"/>
-          </w:tblCellMar>
         </w:tblPrEx>
         <w:trPr>
           <w:trHeight w:val="779" w:hRule="atLeast"/>
@@ -4147,7 +4116,6 @@
                 <w:spacing w:val="0"/>
                 <w:sz w:val="17"/>
                 <w:szCs w:val="17"/>
-                <w:bdr w:val="none" w:color="auto" w:sz="0" w:space="0"/>
                 <w:shd w:val="clear" w:fill="F0F0F0"/>
               </w:rPr>
               <w:t>I2cIoInit(m_i2cBus)</w:t>
@@ -4205,7 +4173,6 @@
                 <w:spacing w:val="0"/>
                 <w:sz w:val="17"/>
                 <w:szCs w:val="17"/>
-                <w:bdr w:val="none" w:color="auto" w:sz="0" w:space="0"/>
                 <w:shd w:val="clear" w:fill="F0F0F0"/>
               </w:rPr>
               <w:t>LzI2cInit(I2C_BUS, m_i2c_freq)</w:t>
@@ -4263,7 +4230,6 @@
                 <w:spacing w:val="0"/>
                 <w:sz w:val="17"/>
                 <w:szCs w:val="17"/>
-                <w:bdr w:val="none" w:color="auto" w:sz="0" w:space="0"/>
                 <w:shd w:val="clear" w:fill="F0F0F0"/>
               </w:rPr>
               <w:t>PinctrlSet(...)</w:t>
@@ -4293,7 +4259,6 @@
                 <w:spacing w:val="0"/>
                 <w:sz w:val="17"/>
                 <w:szCs w:val="17"/>
-                <w:bdr w:val="none" w:color="auto" w:sz="0" w:space="0"/>
                 <w:shd w:val="clear" w:fill="F0F0F0"/>
               </w:rPr>
               <w:t>GPIO0_PA0</w:t>
@@ -4323,7 +4288,6 @@
                 <w:spacing w:val="0"/>
                 <w:sz w:val="17"/>
                 <w:szCs w:val="17"/>
-                <w:bdr w:val="none" w:color="auto" w:sz="0" w:space="0"/>
                 <w:shd w:val="clear" w:fill="F0F0F0"/>
               </w:rPr>
               <w:t>GPIO0_PA1</w:t>
@@ -4353,7 +4317,6 @@
                 <w:spacing w:val="0"/>
                 <w:sz w:val="17"/>
                 <w:szCs w:val="17"/>
-                <w:bdr w:val="none" w:color="auto" w:sz="0" w:space="0"/>
                 <w:shd w:val="clear" w:fill="F0F0F0"/>
               </w:rPr>
               <w:t>MUX_FUNC3</w:t>
@@ -4383,7 +4346,6 @@
                 <w:spacing w:val="0"/>
                 <w:sz w:val="17"/>
                 <w:szCs w:val="17"/>
-                <w:bdr w:val="none" w:color="auto" w:sz="0" w:space="0"/>
                 <w:shd w:val="clear" w:fill="F0F0F0"/>
               </w:rPr>
               <w:t>PULL_KEEP</w:t>
@@ -4441,7 +4403,6 @@
                 <w:spacing w:val="0"/>
                 <w:sz w:val="17"/>
                 <w:szCs w:val="17"/>
-                <w:bdr w:val="none" w:color="auto" w:sz="0" w:space="0"/>
                 <w:shd w:val="clear" w:fill="F0F0F0"/>
               </w:rPr>
               <w:t>PinctrlSet()</w:t>
@@ -4817,7 +4778,6 @@
                 <w:spacing w:val="0"/>
                 <w:sz w:val="17"/>
                 <w:szCs w:val="17"/>
-                <w:bdr w:val="none" w:color="auto" w:sz="0" w:space="0"/>
                 <w:shd w:val="clear" w:fill="F0F0F0"/>
               </w:rPr>
               <w:t>LzI2cScan()</w:t>
@@ -4875,7 +4835,6 @@
                 <w:spacing w:val="0"/>
                 <w:sz w:val="17"/>
                 <w:szCs w:val="17"/>
-                <w:bdr w:val="none" w:color="auto" w:sz="0" w:space="0"/>
                 <w:shd w:val="clear" w:fill="F0F0F0"/>
               </w:rPr>
               <w:t>slaveAddr</w:t>
@@ -4905,7 +4864,6 @@
                 <w:spacing w:val="0"/>
                 <w:sz w:val="17"/>
                 <w:szCs w:val="17"/>
-                <w:bdr w:val="none" w:color="auto" w:sz="0" w:space="0"/>
                 <w:shd w:val="clear" w:fill="F0F0F0"/>
               </w:rPr>
               <w:t>printf("slave address: 0x%02x\n", slaveAddr[i])</w:t>
@@ -5299,7 +5257,6 @@
                 <w:spacing w:val="0"/>
                 <w:sz w:val="17"/>
                 <w:szCs w:val="17"/>
-                <w:bdr w:val="none" w:color="auto" w:sz="0" w:space="0"/>
                 <w:shd w:val="clear" w:fill="F0F0F0"/>
               </w:rPr>
               <w:t>#include "lz_i2c.h"</w:t>
@@ -5329,7 +5286,6 @@
                 <w:spacing w:val="0"/>
                 <w:sz w:val="17"/>
                 <w:szCs w:val="17"/>
-                <w:bdr w:val="none" w:color="auto" w:sz="0" w:space="0"/>
                 <w:shd w:val="clear" w:fill="F0F0F0"/>
               </w:rPr>
               <w:t>m_i2cBus</w:t>
@@ -5359,7 +5315,6 @@
                 <w:spacing w:val="0"/>
                 <w:sz w:val="17"/>
                 <w:szCs w:val="17"/>
-                <w:bdr w:val="none" w:color="auto" w:sz="0" w:space="0"/>
                 <w:shd w:val="clear" w:fill="F0F0F0"/>
               </w:rPr>
               <w:t>m_i2c_freq</w:t>
@@ -5417,7 +5372,6 @@
                 <w:spacing w:val="0"/>
                 <w:sz w:val="17"/>
                 <w:szCs w:val="17"/>
-                <w:bdr w:val="none" w:color="auto" w:sz="0" w:space="0"/>
                 <w:shd w:val="clear" w:fill="F0F0F0"/>
               </w:rPr>
               <w:t>LzI2cScan()</w:t>
@@ -5475,7 +5429,6 @@
                 <w:spacing w:val="0"/>
                 <w:sz w:val="17"/>
                 <w:szCs w:val="17"/>
-                <w:bdr w:val="none" w:color="auto" w:sz="0" w:space="0"/>
                 <w:shd w:val="clear" w:fill="F0F0F0"/>
               </w:rPr>
               <w:t>LzI2cScan()</w:t>
@@ -6055,7 +6008,6 @@
                 <w:spacing w:val="0"/>
                 <w:sz w:val="17"/>
                 <w:szCs w:val="17"/>
-                <w:bdr w:val="none" w:color="auto" w:sz="0" w:space="0"/>
                 <w:shd w:val="clear" w:fill="F0F0F0"/>
               </w:rPr>
               <w:t>i2c_scan_example.c</w:t>
@@ -6113,7 +6065,6 @@
                 <w:spacing w:val="0"/>
                 <w:sz w:val="17"/>
                 <w:szCs w:val="17"/>
-                <w:bdr w:val="none" w:color="auto" w:sz="0" w:space="0"/>
                 <w:shd w:val="clear" w:fill="F0F0F0"/>
               </w:rPr>
               <w:t>BUILD.gn</w:t>
@@ -6143,7 +6094,6 @@
                 <w:spacing w:val="0"/>
                 <w:sz w:val="17"/>
                 <w:szCs w:val="17"/>
-                <w:bdr w:val="none" w:color="auto" w:sz="0" w:space="0"/>
                 <w:shd w:val="clear" w:fill="F0F0F0"/>
               </w:rPr>
               <w:t>Makefile</w:t>
@@ -6504,7 +6454,6 @@
                 <w:spacing w:val="0"/>
                 <w:sz w:val="17"/>
                 <w:szCs w:val="17"/>
-                <w:bdr w:val="none" w:color="auto" w:sz="0" w:space="0"/>
                 <w:shd w:val="clear" w:fill="F0F0F0"/>
               </w:rPr>
               <w:t>m_i2cBus</w:t>
@@ -7122,7 +7071,6 @@
                 <w:spacing w:val="0"/>
                 <w:sz w:val="17"/>
                 <w:szCs w:val="17"/>
-                <w:bdr w:val="none" w:color="auto" w:sz="0" w:space="0"/>
                 <w:shd w:val="clear" w:fill="F0F0F0"/>
               </w:rPr>
               <w:t>LzI2cScan()</w:t>
@@ -7269,8 +7217,6 @@
               </w:rPr>
               <w:t>提供全面复习资源，帮助学生查缺补漏，通过档案汇总实现个性化辅导铺垫。</w:t>
             </w:r>
-            <w:bookmarkStart w:id="0" w:name="_GoBack"/>
-            <w:bookmarkEnd w:id="0"/>
           </w:p>
         </w:tc>
       </w:tr>
@@ -7411,7 +7357,7 @@
     <w:lsdException w:uiPriority="99" w:name="HTML Acronym"/>
     <w:lsdException w:uiPriority="99" w:name="HTML Address"/>
     <w:lsdException w:uiPriority="99" w:name="HTML Cite"/>
-    <w:lsdException w:uiPriority="99" w:name="HTML Code"/>
+    <w:lsdException w:qFormat="1" w:uiPriority="99" w:name="HTML Code"/>
     <w:lsdException w:uiPriority="99" w:name="HTML Definition"/>
     <w:lsdException w:uiPriority="99" w:name="HTML Keyboard"/>
     <w:lsdException w:uiPriority="99" w:name="HTML Preformatted"/>
@@ -7737,6 +7683,7 @@
     <w:basedOn w:val="9"/>
     <w:semiHidden/>
     <w:unhideWhenUsed/>
+    <w:qFormat/>
     <w:uiPriority w:val="99"/>
     <w:rPr>
       <w:rFonts w:ascii="Courier New" w:hAnsi="Courier New"/>

--- a/01-嵌入式操作系统及应用/01-教案/嵌入式操作系统及应用-24.docx
+++ b/01-嵌入式操作系统及应用/01-教案/嵌入式操作系统及应用-24.docx
@@ -113,7 +113,6 @@
             <w:insideH w:val="single" w:color="auto" w:sz="4" w:space="0"/>
             <w:insideV w:val="single" w:color="auto" w:sz="4" w:space="0"/>
           </w:tblBorders>
-          <w:shd w:val="clear" w:color="auto" w:fill="FFFFFF"/>
           <w:tblCellMar>
             <w:top w:w="0" w:type="dxa"/>
             <w:left w:w="108" w:type="dxa"/>
@@ -235,6 +234,21 @@
                 <w:lang w:val="en-US" w:eastAsia="zh-CN"/>
               </w:rPr>
             </w:pPr>
+            <w:r>
+              <w:rPr>
+                <w:rFonts w:ascii="Segoe UI" w:hAnsi="Segoe UI" w:eastAsia="Segoe UI" w:cs="Segoe UI"/>
+                <w:i w:val="0"/>
+                <w:iCs w:val="0"/>
+                <w:caps w:val="0"/>
+                <w:spacing w:val="0"/>
+                <w:sz w:val="16"/>
+                <w:szCs w:val="16"/>
+                <w:shd w:val="clear" w:fill="FBFBFB"/>
+              </w:rPr>
+              <w:t>2025-12-19</w:t>
+            </w:r>
+            <w:bookmarkStart w:id="0" w:name="_GoBack"/>
+            <w:bookmarkEnd w:id="0"/>
           </w:p>
         </w:tc>
       </w:tr>
@@ -317,33 +331,6 @@
               </w:rPr>
               <w:t>物联网2411</w:t>
             </w:r>
-            <w:r>
-              <w:rPr>
-                <w:rFonts w:hint="eastAsia" w:ascii="宋体" w:hAnsi="宋体" w:eastAsia="宋体" w:cs="宋体"/>
-                <w:sz w:val="21"/>
-                <w:szCs w:val="21"/>
-                <w:lang w:val="en-US" w:eastAsia="zh-CN"/>
-              </w:rPr>
-              <w:t>|</w:t>
-            </w:r>
-            <w:r>
-              <w:rPr>
-                <w:rFonts w:hint="eastAsia" w:ascii="宋体" w:hAnsi="宋体" w:eastAsia="宋体" w:cs="宋体"/>
-                <w:sz w:val="21"/>
-                <w:szCs w:val="21"/>
-                <w:lang w:eastAsia="zh-CN"/>
-              </w:rPr>
-              <w:t>物联网241</w:t>
-            </w:r>
-            <w:r>
-              <w:rPr>
-                <w:rFonts w:hint="eastAsia" w:ascii="宋体" w:hAnsi="宋体" w:eastAsia="宋体" w:cs="宋体"/>
-                <w:sz w:val="21"/>
-                <w:szCs w:val="21"/>
-                <w:lang w:val="en-US" w:eastAsia="zh-CN"/>
-              </w:rPr>
-              <w:t>2</w:t>
-            </w:r>
           </w:p>
         </w:tc>
         <w:tc>
@@ -417,6 +404,7 @@
             <w:insideH w:val="single" w:color="auto" w:sz="4" w:space="0"/>
             <w:insideV w:val="single" w:color="auto" w:sz="4" w:space="0"/>
           </w:tblBorders>
+          <w:shd w:val="clear" w:color="auto" w:fill="FFFFFF"/>
           <w:tblCellMar>
             <w:top w:w="0" w:type="dxa"/>
             <w:left w:w="108" w:type="dxa"/>
@@ -578,8 +566,6 @@
                 <w:lang w:eastAsia="zh-CN"/>
               </w:rPr>
             </w:pPr>
-            <w:bookmarkStart w:id="0" w:name="_GoBack"/>
-            <w:bookmarkEnd w:id="0"/>
             <w:r>
               <w:rPr>
                 <w:rFonts w:hint="eastAsia" w:ascii="宋体" w:hAnsi="宋体"/>
@@ -662,292 +648,6 @@
                 <w:shd w:val="clear" w:fill="FFFFFF"/>
               </w:rPr>
               <w:fldChar w:fldCharType="end"/>
-            </w:r>
-          </w:p>
-        </w:tc>
-      </w:tr>
-      <w:tr>
-        <w:tblPrEx>
-          <w:tblBorders>
-            <w:top w:val="single" w:color="auto" w:sz="4" w:space="0"/>
-            <w:left w:val="single" w:color="auto" w:sz="4" w:space="0"/>
-            <w:bottom w:val="single" w:color="auto" w:sz="4" w:space="0"/>
-            <w:right w:val="single" w:color="auto" w:sz="4" w:space="0"/>
-            <w:insideH w:val="single" w:color="auto" w:sz="4" w:space="0"/>
-            <w:insideV w:val="single" w:color="auto" w:sz="4" w:space="0"/>
-          </w:tblBorders>
-          <w:tblCellMar>
-            <w:top w:w="0" w:type="dxa"/>
-            <w:left w:w="108" w:type="dxa"/>
-            <w:bottom w:w="0" w:type="dxa"/>
-            <w:right w:w="108" w:type="dxa"/>
-          </w:tblCellMar>
-        </w:tblPrEx>
-        <w:trPr>
-          <w:trHeight w:val="1971" w:hRule="exact"/>
-        </w:trPr>
-        <w:tc>
-          <w:tcPr>
-            <w:tcW w:w="2506" w:type="dxa"/>
-            <w:tcBorders>
-              <w:top w:val="single" w:color="auto" w:sz="4" w:space="0"/>
-              <w:left w:val="single" w:color="auto" w:sz="4" w:space="0"/>
-              <w:bottom w:val="single" w:color="auto" w:sz="4" w:space="0"/>
-              <w:right w:val="single" w:color="auto" w:sz="4" w:space="0"/>
-            </w:tcBorders>
-            <w:shd w:val="clear" w:color="auto" w:fill="FFFFFF"/>
-            <w:vAlign w:val="center"/>
-          </w:tcPr>
-          <w:p>
-            <w:pPr>
-              <w:jc w:val="center"/>
-              <w:rPr>
-                <w:rFonts w:ascii="宋体" w:hAnsi="宋体"/>
-              </w:rPr>
-            </w:pPr>
-            <w:r>
-              <w:rPr>
-                <w:rFonts w:hint="eastAsia" w:ascii="宋体" w:hAnsi="宋体"/>
-              </w:rPr>
-              <w:t>目的要求</w:t>
-            </w:r>
-          </w:p>
-        </w:tc>
-        <w:tc>
-          <w:tcPr>
-            <w:tcW w:w="7444" w:type="dxa"/>
-            <w:gridSpan w:val="4"/>
-            <w:tcBorders>
-              <w:top w:val="single" w:color="auto" w:sz="4" w:space="0"/>
-              <w:left w:val="single" w:color="auto" w:sz="4" w:space="0"/>
-              <w:bottom w:val="single" w:color="auto" w:sz="4" w:space="0"/>
-              <w:right w:val="single" w:color="auto" w:sz="4" w:space="0"/>
-            </w:tcBorders>
-            <w:shd w:val="clear" w:color="auto" w:fill="FFFFFF"/>
-            <w:vAlign w:val="center"/>
-          </w:tcPr>
-          <w:p>
-            <w:pPr>
-              <w:rPr>
-                <w:rFonts w:hint="eastAsia" w:ascii="宋体" w:hAnsi="宋体" w:eastAsia="宋体" w:cs="宋体"/>
-                <w:color w:val="000000"/>
-              </w:rPr>
-            </w:pPr>
-            <w:r>
-              <w:rPr>
-                <w:rFonts w:ascii="Helvetica" w:hAnsi="Helvetica" w:eastAsia="Helvetica" w:cs="Helvetica"/>
-                <w:i w:val="0"/>
-                <w:iCs w:val="0"/>
-                <w:caps w:val="0"/>
-                <w:color w:val="333333"/>
-                <w:spacing w:val="0"/>
-                <w:sz w:val="19"/>
-                <w:szCs w:val="19"/>
-                <w:shd w:val="clear" w:fill="FFFFFF"/>
-              </w:rPr>
-              <w:t>1. 知识目标：掌握I2C总线初始化流程（</w:t>
-            </w:r>
-            <w:r>
-              <w:rPr>
-                <w:rStyle w:val="11"/>
-                <w:rFonts w:ascii="Consolas" w:hAnsi="Consolas" w:eastAsia="Consolas" w:cs="Consolas"/>
-                <w:i w:val="0"/>
-                <w:iCs w:val="0"/>
-                <w:caps w:val="0"/>
-                <w:color w:val="000000"/>
-                <w:spacing w:val="0"/>
-                <w:sz w:val="17"/>
-                <w:szCs w:val="17"/>
-                <w:shd w:val="clear" w:fill="F0F0F0"/>
-              </w:rPr>
-              <w:t>I2cIoInit()</w:t>
-            </w:r>
-            <w:r>
-              <w:rPr>
-                <w:rFonts w:hint="default" w:ascii="Helvetica" w:hAnsi="Helvetica" w:eastAsia="Helvetica" w:cs="Helvetica"/>
-                <w:i w:val="0"/>
-                <w:iCs w:val="0"/>
-                <w:caps w:val="0"/>
-                <w:color w:val="333333"/>
-                <w:spacing w:val="0"/>
-                <w:sz w:val="19"/>
-                <w:szCs w:val="19"/>
-                <w:shd w:val="clear" w:fill="FFFFFF"/>
-              </w:rPr>
-              <w:t>、</w:t>
-            </w:r>
-            <w:r>
-              <w:rPr>
-                <w:rStyle w:val="11"/>
-                <w:rFonts w:hint="default" w:ascii="Consolas" w:hAnsi="Consolas" w:eastAsia="Consolas" w:cs="Consolas"/>
-                <w:i w:val="0"/>
-                <w:iCs w:val="0"/>
-                <w:caps w:val="0"/>
-                <w:color w:val="000000"/>
-                <w:spacing w:val="0"/>
-                <w:sz w:val="17"/>
-                <w:szCs w:val="17"/>
-                <w:shd w:val="clear" w:fill="F0F0F0"/>
-              </w:rPr>
-              <w:t>LzI2cInit()</w:t>
-            </w:r>
-            <w:r>
-              <w:rPr>
-                <w:rFonts w:hint="default" w:ascii="Helvetica" w:hAnsi="Helvetica" w:eastAsia="Helvetica" w:cs="Helvetica"/>
-                <w:i w:val="0"/>
-                <w:iCs w:val="0"/>
-                <w:caps w:val="0"/>
-                <w:color w:val="333333"/>
-                <w:spacing w:val="0"/>
-                <w:sz w:val="19"/>
-                <w:szCs w:val="19"/>
-                <w:shd w:val="clear" w:fill="FFFFFF"/>
-              </w:rPr>
-              <w:t>、</w:t>
-            </w:r>
-            <w:r>
-              <w:rPr>
-                <w:rStyle w:val="11"/>
-                <w:rFonts w:hint="default" w:ascii="Consolas" w:hAnsi="Consolas" w:eastAsia="Consolas" w:cs="Consolas"/>
-                <w:i w:val="0"/>
-                <w:iCs w:val="0"/>
-                <w:caps w:val="0"/>
-                <w:color w:val="000000"/>
-                <w:spacing w:val="0"/>
-                <w:sz w:val="17"/>
-                <w:szCs w:val="17"/>
-                <w:shd w:val="clear" w:fill="F0F0F0"/>
-              </w:rPr>
-              <w:t>PinctrlSet()</w:t>
-            </w:r>
-            <w:r>
-              <w:rPr>
-                <w:rFonts w:hint="default" w:ascii="Helvetica" w:hAnsi="Helvetica" w:eastAsia="Helvetica" w:cs="Helvetica"/>
-                <w:i w:val="0"/>
-                <w:iCs w:val="0"/>
-                <w:caps w:val="0"/>
-                <w:color w:val="333333"/>
-                <w:spacing w:val="0"/>
-                <w:sz w:val="19"/>
-                <w:szCs w:val="19"/>
-                <w:shd w:val="clear" w:fill="FFFFFF"/>
-              </w:rPr>
-              <w:t>）及从设备扫描函数（</w:t>
-            </w:r>
-            <w:r>
-              <w:rPr>
-                <w:rStyle w:val="11"/>
-                <w:rFonts w:hint="default" w:ascii="Consolas" w:hAnsi="Consolas" w:eastAsia="Consolas" w:cs="Consolas"/>
-                <w:i w:val="0"/>
-                <w:iCs w:val="0"/>
-                <w:caps w:val="0"/>
-                <w:color w:val="000000"/>
-                <w:spacing w:val="0"/>
-                <w:sz w:val="17"/>
-                <w:szCs w:val="17"/>
-                <w:shd w:val="clear" w:fill="F0F0F0"/>
-              </w:rPr>
-              <w:t>LzI2cScan()</w:t>
-            </w:r>
-            <w:r>
-              <w:rPr>
-                <w:rFonts w:hint="default" w:ascii="Helvetica" w:hAnsi="Helvetica" w:eastAsia="Helvetica" w:cs="Helvetica"/>
-                <w:i w:val="0"/>
-                <w:iCs w:val="0"/>
-                <w:caps w:val="0"/>
-                <w:color w:val="333333"/>
-                <w:spacing w:val="0"/>
-                <w:sz w:val="19"/>
-                <w:szCs w:val="19"/>
-                <w:shd w:val="clear" w:fill="FFFFFF"/>
-              </w:rPr>
-              <w:t>）的调用方法；理解GPIO引脚复用为I2C功能的原理；熟悉</w:t>
-            </w:r>
-            <w:r>
-              <w:rPr>
-                <w:rStyle w:val="11"/>
-                <w:rFonts w:hint="default" w:ascii="Consolas" w:hAnsi="Consolas" w:eastAsia="Consolas" w:cs="Consolas"/>
-                <w:i w:val="0"/>
-                <w:iCs w:val="0"/>
-                <w:caps w:val="0"/>
-                <w:color w:val="000000"/>
-                <w:spacing w:val="0"/>
-                <w:sz w:val="17"/>
-                <w:szCs w:val="17"/>
-                <w:shd w:val="clear" w:fill="F0F0F0"/>
-              </w:rPr>
-              <w:t>BUILD.gn</w:t>
-            </w:r>
-            <w:r>
-              <w:rPr>
-                <w:rFonts w:hint="default" w:ascii="Helvetica" w:hAnsi="Helvetica" w:eastAsia="Helvetica" w:cs="Helvetica"/>
-                <w:i w:val="0"/>
-                <w:iCs w:val="0"/>
-                <w:caps w:val="0"/>
-                <w:color w:val="333333"/>
-                <w:spacing w:val="0"/>
-                <w:sz w:val="19"/>
-                <w:szCs w:val="19"/>
-                <w:shd w:val="clear" w:fill="FFFFFF"/>
-              </w:rPr>
-              <w:t>与</w:t>
-            </w:r>
-            <w:r>
-              <w:rPr>
-                <w:rStyle w:val="11"/>
-                <w:rFonts w:hint="default" w:ascii="Consolas" w:hAnsi="Consolas" w:eastAsia="Consolas" w:cs="Consolas"/>
-                <w:i w:val="0"/>
-                <w:iCs w:val="0"/>
-                <w:caps w:val="0"/>
-                <w:color w:val="000000"/>
-                <w:spacing w:val="0"/>
-                <w:sz w:val="17"/>
-                <w:szCs w:val="17"/>
-                <w:shd w:val="clear" w:fill="F0F0F0"/>
-              </w:rPr>
-              <w:t>Makefile</w:t>
-            </w:r>
-            <w:r>
-              <w:rPr>
-                <w:rFonts w:hint="default" w:ascii="Helvetica" w:hAnsi="Helvetica" w:eastAsia="Helvetica" w:cs="Helvetica"/>
-                <w:i w:val="0"/>
-                <w:iCs w:val="0"/>
-                <w:caps w:val="0"/>
-                <w:color w:val="333333"/>
-                <w:spacing w:val="0"/>
-                <w:sz w:val="19"/>
-                <w:szCs w:val="19"/>
-                <w:shd w:val="clear" w:fill="FFFFFF"/>
-              </w:rPr>
-              <w:t>的编译配置修改。</w:t>
-            </w:r>
-            <w:r>
-              <w:rPr>
-                <w:rFonts w:hint="default" w:ascii="Helvetica" w:hAnsi="Helvetica" w:eastAsia="Helvetica" w:cs="Helvetica"/>
-                <w:i w:val="0"/>
-                <w:iCs w:val="0"/>
-                <w:caps w:val="0"/>
-                <w:color w:val="333333"/>
-                <w:spacing w:val="0"/>
-                <w:sz w:val="19"/>
-                <w:szCs w:val="19"/>
-                <w:shd w:val="clear" w:fill="FFFFFF"/>
-              </w:rPr>
-              <w:br w:type="textWrapping"/>
-            </w:r>
-            <w:r>
-              <w:rPr>
-                <w:rFonts w:hint="default" w:ascii="Helvetica" w:hAnsi="Helvetica" w:eastAsia="Helvetica" w:cs="Helvetica"/>
-                <w:i w:val="0"/>
-                <w:iCs w:val="0"/>
-                <w:caps w:val="0"/>
-                <w:color w:val="333333"/>
-                <w:spacing w:val="0"/>
-                <w:sz w:val="19"/>
-                <w:szCs w:val="19"/>
-                <w:shd w:val="clear" w:fill="FFFFFF"/>
-              </w:rPr>
-              <w:t>2. 能力目标：能独立完成RK2206开发板I2C初始化与从设备扫描代码编写、编译烧录；能通过串口助手查看扫描结果，排查引脚复用、总线速率配置类基础问题。</w:t>
             </w:r>
           </w:p>
         </w:tc>
@@ -971,7 +671,7 @@
           </w:tblCellMar>
         </w:tblPrEx>
         <w:trPr>
-          <w:trHeight w:val="1695" w:hRule="exact"/>
+          <w:trHeight w:val="1971" w:hRule="exact"/>
         </w:trPr>
         <w:tc>
           <w:tcPr>
@@ -990,15 +690,13 @@
               <w:jc w:val="center"/>
               <w:rPr>
                 <w:rFonts w:ascii="宋体" w:hAnsi="宋体"/>
-                <w:lang w:eastAsia="zh-CN"/>
               </w:rPr>
             </w:pPr>
             <w:r>
               <w:rPr>
                 <w:rFonts w:hint="eastAsia" w:ascii="宋体" w:hAnsi="宋体"/>
-                <w:lang w:eastAsia="zh-CN"/>
-              </w:rPr>
-              <w:t>学情分析</w:t>
+              </w:rPr>
+              <w:t>目的要求</w:t>
             </w:r>
           </w:p>
         </w:tc>
@@ -1017,15 +715,9 @@
           </w:tcPr>
           <w:p>
             <w:pPr>
-              <w:pStyle w:val="4"/>
-              <w:tabs>
-                <w:tab w:val="clear" w:pos="840"/>
-              </w:tabs>
-              <w:ind w:left="0" w:firstLine="0"/>
               <w:rPr>
                 <w:rFonts w:hint="eastAsia" w:ascii="宋体" w:hAnsi="宋体" w:eastAsia="宋体" w:cs="宋体"/>
                 <w:color w:val="000000"/>
-                <w:lang w:eastAsia="zh-CN"/>
               </w:rPr>
             </w:pPr>
             <w:r>
@@ -1040,35 +732,7 @@
                 <w:szCs w:val="19"/>
                 <w:shd w:val="clear" w:fill="FFFFFF"/>
               </w:rPr>
-              <w:t>1. 基础：学生已掌握OpenHarmony基础操作、C语言编程及简单API调用逻辑，了解开发板串口查看与编译配置基础，具备初步嵌入式硬件外设实操能力。</w:t>
-            </w:r>
-            <w:r>
-              <w:rPr>
-                <w:rFonts w:hint="default" w:ascii="Helvetica" w:hAnsi="Helvetica" w:eastAsia="Helvetica" w:cs="Helvetica"/>
-                <w:i w:val="0"/>
-                <w:iCs w:val="0"/>
-                <w:caps w:val="0"/>
-                <w:color w:val="333333"/>
-                <w:spacing w:val="0"/>
-                <w:sz w:val="19"/>
-                <w:szCs w:val="19"/>
-                <w:shd w:val="clear" w:fill="FFFFFF"/>
-              </w:rPr>
-              <w:br w:type="textWrapping"/>
-            </w:r>
-            <w:r>
-              <w:rPr>
-                <w:rFonts w:hint="default" w:ascii="Helvetica" w:hAnsi="Helvetica" w:eastAsia="Helvetica" w:cs="Helvetica"/>
-                <w:i w:val="0"/>
-                <w:iCs w:val="0"/>
-                <w:caps w:val="0"/>
-                <w:color w:val="333333"/>
-                <w:spacing w:val="0"/>
-                <w:sz w:val="19"/>
-                <w:szCs w:val="19"/>
-                <w:shd w:val="clear" w:fill="FFFFFF"/>
-              </w:rPr>
-              <w:t>2. 薄弱点：对I2C总线通信原理（如主从设备交互逻辑）理解较浅；对GPIO引脚复用配置（</w:t>
+              <w:t>1. 知识目标：掌握I2C总线初始化流程（</w:t>
             </w:r>
             <w:r>
               <w:rPr>
@@ -1083,6 +747,64 @@
                 <w:szCs w:val="17"/>
                 <w:shd w:val="clear" w:fill="F0F0F0"/>
               </w:rPr>
+              <w:t>I2cIoInit()</w:t>
+            </w:r>
+            <w:r>
+              <w:rPr>
+                <w:rFonts w:hint="default" w:ascii="Helvetica" w:hAnsi="Helvetica" w:eastAsia="Helvetica" w:cs="Helvetica"/>
+                <w:i w:val="0"/>
+                <w:iCs w:val="0"/>
+                <w:caps w:val="0"/>
+                <w:color w:val="333333"/>
+                <w:spacing w:val="0"/>
+                <w:sz w:val="19"/>
+                <w:szCs w:val="19"/>
+                <w:shd w:val="clear" w:fill="FFFFFF"/>
+              </w:rPr>
+              <w:t>、</w:t>
+            </w:r>
+            <w:r>
+              <w:rPr>
+                <w:rStyle w:val="11"/>
+                <w:rFonts w:hint="default" w:ascii="Consolas" w:hAnsi="Consolas" w:eastAsia="Consolas" w:cs="Consolas"/>
+                <w:i w:val="0"/>
+                <w:iCs w:val="0"/>
+                <w:caps w:val="0"/>
+                <w:color w:val="000000"/>
+                <w:spacing w:val="0"/>
+                <w:sz w:val="17"/>
+                <w:szCs w:val="17"/>
+                <w:shd w:val="clear" w:fill="F0F0F0"/>
+              </w:rPr>
+              <w:t>LzI2cInit()</w:t>
+            </w:r>
+            <w:r>
+              <w:rPr>
+                <w:rFonts w:hint="default" w:ascii="Helvetica" w:hAnsi="Helvetica" w:eastAsia="Helvetica" w:cs="Helvetica"/>
+                <w:i w:val="0"/>
+                <w:iCs w:val="0"/>
+                <w:caps w:val="0"/>
+                <w:color w:val="333333"/>
+                <w:spacing w:val="0"/>
+                <w:sz w:val="19"/>
+                <w:szCs w:val="19"/>
+                <w:shd w:val="clear" w:fill="FFFFFF"/>
+              </w:rPr>
+              <w:t>、</w:t>
+            </w:r>
+            <w:r>
+              <w:rPr>
+                <w:rStyle w:val="11"/>
+                <w:rFonts w:hint="default" w:ascii="Consolas" w:hAnsi="Consolas" w:eastAsia="Consolas" w:cs="Consolas"/>
+                <w:i w:val="0"/>
+                <w:iCs w:val="0"/>
+                <w:caps w:val="0"/>
+                <w:color w:val="000000"/>
+                <w:spacing w:val="0"/>
+                <w:sz w:val="17"/>
+                <w:szCs w:val="17"/>
+                <w:shd w:val="clear" w:fill="F0F0F0"/>
+              </w:rPr>
               <w:t>PinctrlSet()</w:t>
             </w:r>
             <w:r>
@@ -1097,7 +819,122 @@
                 <w:szCs w:val="19"/>
                 <w:shd w:val="clear" w:fill="FFFFFF"/>
               </w:rPr>
-              <w:t>参数含义）、I2C总线速率设置与扫描结果的关联逻辑不熟悉，需重点拆解。</w:t>
+              <w:t>）及从设备扫描函数（</w:t>
+            </w:r>
+            <w:r>
+              <w:rPr>
+                <w:rStyle w:val="11"/>
+                <w:rFonts w:hint="default" w:ascii="Consolas" w:hAnsi="Consolas" w:eastAsia="Consolas" w:cs="Consolas"/>
+                <w:i w:val="0"/>
+                <w:iCs w:val="0"/>
+                <w:caps w:val="0"/>
+                <w:color w:val="000000"/>
+                <w:spacing w:val="0"/>
+                <w:sz w:val="17"/>
+                <w:szCs w:val="17"/>
+                <w:shd w:val="clear" w:fill="F0F0F0"/>
+              </w:rPr>
+              <w:t>LzI2cScan()</w:t>
+            </w:r>
+            <w:r>
+              <w:rPr>
+                <w:rFonts w:hint="default" w:ascii="Helvetica" w:hAnsi="Helvetica" w:eastAsia="Helvetica" w:cs="Helvetica"/>
+                <w:i w:val="0"/>
+                <w:iCs w:val="0"/>
+                <w:caps w:val="0"/>
+                <w:color w:val="333333"/>
+                <w:spacing w:val="0"/>
+                <w:sz w:val="19"/>
+                <w:szCs w:val="19"/>
+                <w:shd w:val="clear" w:fill="FFFFFF"/>
+              </w:rPr>
+              <w:t>）的调用方法；理解GPIO引脚复用为I2C功能的原理；熟悉</w:t>
+            </w:r>
+            <w:r>
+              <w:rPr>
+                <w:rStyle w:val="11"/>
+                <w:rFonts w:hint="default" w:ascii="Consolas" w:hAnsi="Consolas" w:eastAsia="Consolas" w:cs="Consolas"/>
+                <w:i w:val="0"/>
+                <w:iCs w:val="0"/>
+                <w:caps w:val="0"/>
+                <w:color w:val="000000"/>
+                <w:spacing w:val="0"/>
+                <w:sz w:val="17"/>
+                <w:szCs w:val="17"/>
+                <w:shd w:val="clear" w:fill="F0F0F0"/>
+              </w:rPr>
+              <w:t>BUILD.gn</w:t>
+            </w:r>
+            <w:r>
+              <w:rPr>
+                <w:rFonts w:hint="default" w:ascii="Helvetica" w:hAnsi="Helvetica" w:eastAsia="Helvetica" w:cs="Helvetica"/>
+                <w:i w:val="0"/>
+                <w:iCs w:val="0"/>
+                <w:caps w:val="0"/>
+                <w:color w:val="333333"/>
+                <w:spacing w:val="0"/>
+                <w:sz w:val="19"/>
+                <w:szCs w:val="19"/>
+                <w:shd w:val="clear" w:fill="FFFFFF"/>
+              </w:rPr>
+              <w:t>与</w:t>
+            </w:r>
+            <w:r>
+              <w:rPr>
+                <w:rStyle w:val="11"/>
+                <w:rFonts w:hint="default" w:ascii="Consolas" w:hAnsi="Consolas" w:eastAsia="Consolas" w:cs="Consolas"/>
+                <w:i w:val="0"/>
+                <w:iCs w:val="0"/>
+                <w:caps w:val="0"/>
+                <w:color w:val="000000"/>
+                <w:spacing w:val="0"/>
+                <w:sz w:val="17"/>
+                <w:szCs w:val="17"/>
+                <w:shd w:val="clear" w:fill="F0F0F0"/>
+              </w:rPr>
+              <w:t>Makefile</w:t>
+            </w:r>
+            <w:r>
+              <w:rPr>
+                <w:rFonts w:hint="default" w:ascii="Helvetica" w:hAnsi="Helvetica" w:eastAsia="Helvetica" w:cs="Helvetica"/>
+                <w:i w:val="0"/>
+                <w:iCs w:val="0"/>
+                <w:caps w:val="0"/>
+                <w:color w:val="333333"/>
+                <w:spacing w:val="0"/>
+                <w:sz w:val="19"/>
+                <w:szCs w:val="19"/>
+                <w:shd w:val="clear" w:fill="FFFFFF"/>
+              </w:rPr>
+              <w:t>的编译配置修改。</w:t>
+            </w:r>
+            <w:r>
+              <w:rPr>
+                <w:rFonts w:hint="default" w:ascii="Helvetica" w:hAnsi="Helvetica" w:eastAsia="Helvetica" w:cs="Helvetica"/>
+                <w:i w:val="0"/>
+                <w:iCs w:val="0"/>
+                <w:caps w:val="0"/>
+                <w:color w:val="333333"/>
+                <w:spacing w:val="0"/>
+                <w:sz w:val="19"/>
+                <w:szCs w:val="19"/>
+                <w:shd w:val="clear" w:fill="FFFFFF"/>
+              </w:rPr>
+              <w:br w:type="textWrapping"/>
+            </w:r>
+            <w:r>
+              <w:rPr>
+                <w:rFonts w:hint="default" w:ascii="Helvetica" w:hAnsi="Helvetica" w:eastAsia="Helvetica" w:cs="Helvetica"/>
+                <w:i w:val="0"/>
+                <w:iCs w:val="0"/>
+                <w:caps w:val="0"/>
+                <w:color w:val="333333"/>
+                <w:spacing w:val="0"/>
+                <w:sz w:val="19"/>
+                <w:szCs w:val="19"/>
+                <w:shd w:val="clear" w:fill="FFFFFF"/>
+              </w:rPr>
+              <w:t>2. 能力目标：能独立完成RK2206开发板I2C初始化与从设备扫描代码编写、编译烧录；能通过串口助手查看扫描结果，排查引脚复用、总线速率配置类基础问题。</w:t>
             </w:r>
           </w:p>
         </w:tc>
@@ -1120,7 +957,7 @@
           </w:tblCellMar>
         </w:tblPrEx>
         <w:trPr>
-          <w:trHeight w:val="3898" w:hRule="exact"/>
+          <w:trHeight w:val="1695" w:hRule="exact"/>
         </w:trPr>
         <w:tc>
           <w:tcPr>
@@ -1139,27 +976,15 @@
               <w:jc w:val="center"/>
               <w:rPr>
                 <w:rFonts w:ascii="宋体" w:hAnsi="宋体"/>
+                <w:lang w:eastAsia="zh-CN"/>
               </w:rPr>
             </w:pPr>
             <w:r>
               <w:rPr>
                 <w:rFonts w:hint="eastAsia" w:ascii="宋体" w:hAnsi="宋体"/>
-              </w:rPr>
-              <w:t>重 难 点</w:t>
-            </w:r>
-          </w:p>
-          <w:p>
-            <w:pPr>
-              <w:jc w:val="center"/>
-              <w:rPr>
-                <w:rFonts w:ascii="宋体" w:hAnsi="宋体"/>
-              </w:rPr>
-            </w:pPr>
-            <w:r>
-              <w:rPr>
-                <w:rFonts w:hint="eastAsia" w:ascii="宋体" w:hAnsi="宋体"/>
-              </w:rPr>
-              <w:t>分    析</w:t>
+                <w:lang w:eastAsia="zh-CN"/>
+              </w:rPr>
+              <w:t>学情分析</w:t>
             </w:r>
           </w:p>
         </w:tc>
@@ -1185,6 +1010,8 @@
               <w:ind w:left="0" w:firstLine="0"/>
               <w:rPr>
                 <w:rFonts w:hint="eastAsia" w:ascii="宋体" w:hAnsi="宋体" w:eastAsia="宋体" w:cs="宋体"/>
+                <w:color w:val="000000"/>
+                <w:lang w:eastAsia="zh-CN"/>
               </w:rPr>
             </w:pPr>
             <w:r>
@@ -1199,7 +1026,7 @@
                 <w:szCs w:val="19"/>
                 <w:shd w:val="clear" w:fill="FFFFFF"/>
               </w:rPr>
-              <w:t>1. 重点：</w:t>
+              <w:t>1. 基础：学生已掌握OpenHarmony基础操作、C语言编程及简单API调用逻辑，了解开发板串口查看与编译配置基础，具备初步嵌入式硬件外设实操能力。</w:t>
             </w:r>
             <w:r>
               <w:rPr>
@@ -1227,7 +1054,7 @@
                 <w:szCs w:val="19"/>
                 <w:shd w:val="clear" w:fill="FFFFFF"/>
               </w:rPr>
-              <w:t>- I2C初始化三步法（总线初始化</w:t>
+              <w:t>2. 薄弱点：对I2C总线通信原理（如主从设备交互逻辑）理解较浅；对GPIO引脚复用配置（</w:t>
             </w:r>
             <w:r>
               <w:rPr>
@@ -1242,64 +1069,6 @@
                 <w:szCs w:val="17"/>
                 <w:shd w:val="clear" w:fill="F0F0F0"/>
               </w:rPr>
-              <w:t>I2cIoInit()</w:t>
-            </w:r>
-            <w:r>
-              <w:rPr>
-                <w:rFonts w:hint="default" w:ascii="Helvetica" w:hAnsi="Helvetica" w:eastAsia="Helvetica" w:cs="Helvetica"/>
-                <w:i w:val="0"/>
-                <w:iCs w:val="0"/>
-                <w:caps w:val="0"/>
-                <w:color w:val="333333"/>
-                <w:spacing w:val="0"/>
-                <w:sz w:val="19"/>
-                <w:szCs w:val="19"/>
-                <w:shd w:val="clear" w:fill="FFFFFF"/>
-              </w:rPr>
-              <w:t>、速率配置</w:t>
-            </w:r>
-            <w:r>
-              <w:rPr>
-                <w:rStyle w:val="11"/>
-                <w:rFonts w:hint="default" w:ascii="Consolas" w:hAnsi="Consolas" w:eastAsia="Consolas" w:cs="Consolas"/>
-                <w:i w:val="0"/>
-                <w:iCs w:val="0"/>
-                <w:caps w:val="0"/>
-                <w:color w:val="000000"/>
-                <w:spacing w:val="0"/>
-                <w:sz w:val="17"/>
-                <w:szCs w:val="17"/>
-                <w:shd w:val="clear" w:fill="F0F0F0"/>
-              </w:rPr>
-              <w:t>LzI2cInit()</w:t>
-            </w:r>
-            <w:r>
-              <w:rPr>
-                <w:rFonts w:hint="default" w:ascii="Helvetica" w:hAnsi="Helvetica" w:eastAsia="Helvetica" w:cs="Helvetica"/>
-                <w:i w:val="0"/>
-                <w:iCs w:val="0"/>
-                <w:caps w:val="0"/>
-                <w:color w:val="333333"/>
-                <w:spacing w:val="0"/>
-                <w:sz w:val="19"/>
-                <w:szCs w:val="19"/>
-                <w:shd w:val="clear" w:fill="FFFFFF"/>
-              </w:rPr>
-              <w:t>、引脚复用</w:t>
-            </w:r>
-            <w:r>
-              <w:rPr>
-                <w:rStyle w:val="11"/>
-                <w:rFonts w:hint="default" w:ascii="Consolas" w:hAnsi="Consolas" w:eastAsia="Consolas" w:cs="Consolas"/>
-                <w:i w:val="0"/>
-                <w:iCs w:val="0"/>
-                <w:caps w:val="0"/>
-                <w:color w:val="000000"/>
-                <w:spacing w:val="0"/>
-                <w:sz w:val="17"/>
-                <w:szCs w:val="17"/>
-                <w:shd w:val="clear" w:fill="F0F0F0"/>
-              </w:rPr>
               <w:t>PinctrlSet()</w:t>
             </w:r>
             <w:r>
@@ -1314,465 +1083,7 @@
                 <w:szCs w:val="19"/>
                 <w:shd w:val="clear" w:fill="FFFFFF"/>
               </w:rPr>
-              <w:t>）；</w:t>
-            </w:r>
-            <w:r>
-              <w:rPr>
-                <w:rFonts w:hint="default" w:ascii="Helvetica" w:hAnsi="Helvetica" w:eastAsia="Helvetica" w:cs="Helvetica"/>
-                <w:i w:val="0"/>
-                <w:iCs w:val="0"/>
-                <w:caps w:val="0"/>
-                <w:color w:val="333333"/>
-                <w:spacing w:val="0"/>
-                <w:sz w:val="19"/>
-                <w:szCs w:val="19"/>
-                <w:shd w:val="clear" w:fill="FFFFFF"/>
-              </w:rPr>
-              <w:br w:type="textWrapping"/>
-            </w:r>
-            <w:r>
-              <w:rPr>
-                <w:rFonts w:hint="default" w:ascii="Helvetica" w:hAnsi="Helvetica" w:eastAsia="Helvetica" w:cs="Helvetica"/>
-                <w:i w:val="0"/>
-                <w:iCs w:val="0"/>
-                <w:caps w:val="0"/>
-                <w:color w:val="333333"/>
-                <w:spacing w:val="0"/>
-                <w:sz w:val="19"/>
-                <w:szCs w:val="19"/>
-                <w:shd w:val="clear" w:fill="FFFFFF"/>
-              </w:rPr>
-              <w:t>- 从设备扫描函数</w:t>
-            </w:r>
-            <w:r>
-              <w:rPr>
-                <w:rStyle w:val="11"/>
-                <w:rFonts w:hint="default" w:ascii="Consolas" w:hAnsi="Consolas" w:eastAsia="Consolas" w:cs="Consolas"/>
-                <w:i w:val="0"/>
-                <w:iCs w:val="0"/>
-                <w:caps w:val="0"/>
-                <w:color w:val="000000"/>
-                <w:spacing w:val="0"/>
-                <w:sz w:val="17"/>
-                <w:szCs w:val="17"/>
-                <w:shd w:val="clear" w:fill="F0F0F0"/>
-              </w:rPr>
-              <w:t>LzI2cScan()</w:t>
-            </w:r>
-            <w:r>
-              <w:rPr>
-                <w:rFonts w:hint="default" w:ascii="Helvetica" w:hAnsi="Helvetica" w:eastAsia="Helvetica" w:cs="Helvetica"/>
-                <w:i w:val="0"/>
-                <w:iCs w:val="0"/>
-                <w:caps w:val="0"/>
-                <w:color w:val="333333"/>
-                <w:spacing w:val="0"/>
-                <w:sz w:val="19"/>
-                <w:szCs w:val="19"/>
-                <w:shd w:val="clear" w:fill="FFFFFF"/>
-              </w:rPr>
-              <w:t>的调用（参数传递、扫描地址范围0x03-0x87、结果数组存储）；</w:t>
-            </w:r>
-            <w:r>
-              <w:rPr>
-                <w:rFonts w:hint="default" w:ascii="Helvetica" w:hAnsi="Helvetica" w:eastAsia="Helvetica" w:cs="Helvetica"/>
-                <w:i w:val="0"/>
-                <w:iCs w:val="0"/>
-                <w:caps w:val="0"/>
-                <w:color w:val="333333"/>
-                <w:spacing w:val="0"/>
-                <w:sz w:val="19"/>
-                <w:szCs w:val="19"/>
-                <w:shd w:val="clear" w:fill="FFFFFF"/>
-              </w:rPr>
-              <w:br w:type="textWrapping"/>
-            </w:r>
-            <w:r>
-              <w:rPr>
-                <w:rFonts w:hint="default" w:ascii="Helvetica" w:hAnsi="Helvetica" w:eastAsia="Helvetica" w:cs="Helvetica"/>
-                <w:i w:val="0"/>
-                <w:iCs w:val="0"/>
-                <w:caps w:val="0"/>
-                <w:color w:val="333333"/>
-                <w:spacing w:val="0"/>
-                <w:sz w:val="19"/>
-                <w:szCs w:val="19"/>
-                <w:shd w:val="clear" w:fill="FFFFFF"/>
-              </w:rPr>
-              <w:t>- 编译配置修改（</w:t>
-            </w:r>
-            <w:r>
-              <w:rPr>
-                <w:rStyle w:val="11"/>
-                <w:rFonts w:hint="default" w:ascii="Consolas" w:hAnsi="Consolas" w:eastAsia="Consolas" w:cs="Consolas"/>
-                <w:i w:val="0"/>
-                <w:iCs w:val="0"/>
-                <w:caps w:val="0"/>
-                <w:color w:val="000000"/>
-                <w:spacing w:val="0"/>
-                <w:sz w:val="17"/>
-                <w:szCs w:val="17"/>
-                <w:shd w:val="clear" w:fill="F0F0F0"/>
-              </w:rPr>
-              <w:t>BUILD.gn</w:t>
-            </w:r>
-            <w:r>
-              <w:rPr>
-                <w:rFonts w:hint="default" w:ascii="Helvetica" w:hAnsi="Helvetica" w:eastAsia="Helvetica" w:cs="Helvetica"/>
-                <w:i w:val="0"/>
-                <w:iCs w:val="0"/>
-                <w:caps w:val="0"/>
-                <w:color w:val="333333"/>
-                <w:spacing w:val="0"/>
-                <w:sz w:val="19"/>
-                <w:szCs w:val="19"/>
-                <w:shd w:val="clear" w:fill="FFFFFF"/>
-              </w:rPr>
-              <w:t>指定</w:t>
-            </w:r>
-            <w:r>
-              <w:rPr>
-                <w:rStyle w:val="11"/>
-                <w:rFonts w:hint="default" w:ascii="Consolas" w:hAnsi="Consolas" w:eastAsia="Consolas" w:cs="Consolas"/>
-                <w:i w:val="0"/>
-                <w:iCs w:val="0"/>
-                <w:caps w:val="0"/>
-                <w:color w:val="000000"/>
-                <w:spacing w:val="0"/>
-                <w:sz w:val="17"/>
-                <w:szCs w:val="17"/>
-                <w:shd w:val="clear" w:fill="F0F0F0"/>
-              </w:rPr>
-              <w:t>i2c_scan_example</w:t>
-            </w:r>
-            <w:r>
-              <w:rPr>
-                <w:rFonts w:hint="default" w:ascii="Helvetica" w:hAnsi="Helvetica" w:eastAsia="Helvetica" w:cs="Helvetica"/>
-                <w:i w:val="0"/>
-                <w:iCs w:val="0"/>
-                <w:caps w:val="0"/>
-                <w:color w:val="333333"/>
-                <w:spacing w:val="0"/>
-                <w:sz w:val="19"/>
-                <w:szCs w:val="19"/>
-                <w:shd w:val="clear" w:fill="FFFFFF"/>
-              </w:rPr>
-              <w:t>参与编译、</w:t>
-            </w:r>
-            <w:r>
-              <w:rPr>
-                <w:rStyle w:val="11"/>
-                <w:rFonts w:hint="default" w:ascii="Consolas" w:hAnsi="Consolas" w:eastAsia="Consolas" w:cs="Consolas"/>
-                <w:i w:val="0"/>
-                <w:iCs w:val="0"/>
-                <w:caps w:val="0"/>
-                <w:color w:val="000000"/>
-                <w:spacing w:val="0"/>
-                <w:sz w:val="17"/>
-                <w:szCs w:val="17"/>
-                <w:shd w:val="clear" w:fill="F0F0F0"/>
-              </w:rPr>
-              <w:t>Makefile</w:t>
-            </w:r>
-            <w:r>
-              <w:rPr>
-                <w:rFonts w:hint="default" w:ascii="Helvetica" w:hAnsi="Helvetica" w:eastAsia="Helvetica" w:cs="Helvetica"/>
-                <w:i w:val="0"/>
-                <w:iCs w:val="0"/>
-                <w:caps w:val="0"/>
-                <w:color w:val="333333"/>
-                <w:spacing w:val="0"/>
-                <w:sz w:val="19"/>
-                <w:szCs w:val="19"/>
-                <w:shd w:val="clear" w:fill="FFFFFF"/>
-              </w:rPr>
-              <w:t>添加链接库</w:t>
-            </w:r>
-            <w:r>
-              <w:rPr>
-                <w:rStyle w:val="11"/>
-                <w:rFonts w:hint="default" w:ascii="Consolas" w:hAnsi="Consolas" w:eastAsia="Consolas" w:cs="Consolas"/>
-                <w:i w:val="0"/>
-                <w:iCs w:val="0"/>
-                <w:caps w:val="0"/>
-                <w:color w:val="000000"/>
-                <w:spacing w:val="0"/>
-                <w:sz w:val="17"/>
-                <w:szCs w:val="17"/>
-                <w:shd w:val="clear" w:fill="F0F0F0"/>
-              </w:rPr>
-              <w:t>-li2c_scan_example</w:t>
-            </w:r>
-            <w:r>
-              <w:rPr>
-                <w:rFonts w:hint="default" w:ascii="Helvetica" w:hAnsi="Helvetica" w:eastAsia="Helvetica" w:cs="Helvetica"/>
-                <w:i w:val="0"/>
-                <w:iCs w:val="0"/>
-                <w:caps w:val="0"/>
-                <w:color w:val="333333"/>
-                <w:spacing w:val="0"/>
-                <w:sz w:val="19"/>
-                <w:szCs w:val="19"/>
-                <w:shd w:val="clear" w:fill="FFFFFF"/>
-              </w:rPr>
-              <w:t>）。</w:t>
-            </w:r>
-            <w:r>
-              <w:rPr>
-                <w:rFonts w:hint="default" w:ascii="Helvetica" w:hAnsi="Helvetica" w:eastAsia="Helvetica" w:cs="Helvetica"/>
-                <w:i w:val="0"/>
-                <w:iCs w:val="0"/>
-                <w:caps w:val="0"/>
-                <w:color w:val="333333"/>
-                <w:spacing w:val="0"/>
-                <w:sz w:val="19"/>
-                <w:szCs w:val="19"/>
-                <w:shd w:val="clear" w:fill="FFFFFF"/>
-              </w:rPr>
-              <w:br w:type="textWrapping"/>
-            </w:r>
-            <w:r>
-              <w:rPr>
-                <w:rFonts w:hint="default" w:ascii="Helvetica" w:hAnsi="Helvetica" w:eastAsia="Helvetica" w:cs="Helvetica"/>
-                <w:i w:val="0"/>
-                <w:iCs w:val="0"/>
-                <w:caps w:val="0"/>
-                <w:color w:val="333333"/>
-                <w:spacing w:val="0"/>
-                <w:sz w:val="19"/>
-                <w:szCs w:val="19"/>
-                <w:shd w:val="clear" w:fill="FFFFFF"/>
-              </w:rPr>
-              <w:t>2. 难点：</w:t>
-            </w:r>
-            <w:r>
-              <w:rPr>
-                <w:rFonts w:hint="default" w:ascii="Helvetica" w:hAnsi="Helvetica" w:eastAsia="Helvetica" w:cs="Helvetica"/>
-                <w:i w:val="0"/>
-                <w:iCs w:val="0"/>
-                <w:caps w:val="0"/>
-                <w:color w:val="333333"/>
-                <w:spacing w:val="0"/>
-                <w:sz w:val="19"/>
-                <w:szCs w:val="19"/>
-                <w:shd w:val="clear" w:fill="FFFFFF"/>
-              </w:rPr>
-              <w:br w:type="textWrapping"/>
-            </w:r>
-            <w:r>
-              <w:rPr>
-                <w:rFonts w:hint="default" w:ascii="Helvetica" w:hAnsi="Helvetica" w:eastAsia="Helvetica" w:cs="Helvetica"/>
-                <w:i w:val="0"/>
-                <w:iCs w:val="0"/>
-                <w:caps w:val="0"/>
-                <w:color w:val="333333"/>
-                <w:spacing w:val="0"/>
-                <w:sz w:val="19"/>
-                <w:szCs w:val="19"/>
-                <w:shd w:val="clear" w:fill="FFFFFF"/>
-              </w:rPr>
-              <w:t>- </w:t>
-            </w:r>
-            <w:r>
-              <w:rPr>
-                <w:rStyle w:val="11"/>
-                <w:rFonts w:hint="default" w:ascii="Consolas" w:hAnsi="Consolas" w:eastAsia="Consolas" w:cs="Consolas"/>
-                <w:i w:val="0"/>
-                <w:iCs w:val="0"/>
-                <w:caps w:val="0"/>
-                <w:color w:val="000000"/>
-                <w:spacing w:val="0"/>
-                <w:sz w:val="17"/>
-                <w:szCs w:val="17"/>
-                <w:shd w:val="clear" w:fill="F0F0F0"/>
-              </w:rPr>
-              <w:t>PinctrlSet()</w:t>
-            </w:r>
-            <w:r>
-              <w:rPr>
-                <w:rFonts w:hint="default" w:ascii="Helvetica" w:hAnsi="Helvetica" w:eastAsia="Helvetica" w:cs="Helvetica"/>
-                <w:i w:val="0"/>
-                <w:iCs w:val="0"/>
-                <w:caps w:val="0"/>
-                <w:color w:val="333333"/>
-                <w:spacing w:val="0"/>
-                <w:sz w:val="19"/>
-                <w:szCs w:val="19"/>
-                <w:shd w:val="clear" w:fill="FFFFFF"/>
-              </w:rPr>
-              <w:t>函数参数理解（如</w:t>
-            </w:r>
-            <w:r>
-              <w:rPr>
-                <w:rStyle w:val="11"/>
-                <w:rFonts w:hint="default" w:ascii="Consolas" w:hAnsi="Consolas" w:eastAsia="Consolas" w:cs="Consolas"/>
-                <w:i w:val="0"/>
-                <w:iCs w:val="0"/>
-                <w:caps w:val="0"/>
-                <w:color w:val="000000"/>
-                <w:spacing w:val="0"/>
-                <w:sz w:val="17"/>
-                <w:szCs w:val="17"/>
-                <w:shd w:val="clear" w:fill="F0F0F0"/>
-              </w:rPr>
-              <w:t>GPIO0_PA0</w:t>
-            </w:r>
-            <w:r>
-              <w:rPr>
-                <w:rFonts w:hint="default" w:ascii="Helvetica" w:hAnsi="Helvetica" w:eastAsia="Helvetica" w:cs="Helvetica"/>
-                <w:i w:val="0"/>
-                <w:iCs w:val="0"/>
-                <w:caps w:val="0"/>
-                <w:color w:val="333333"/>
-                <w:spacing w:val="0"/>
-                <w:sz w:val="19"/>
-                <w:szCs w:val="19"/>
-                <w:shd w:val="clear" w:fill="FFFFFF"/>
-              </w:rPr>
-              <w:t>/</w:t>
-            </w:r>
-            <w:r>
-              <w:rPr>
-                <w:rStyle w:val="11"/>
-                <w:rFonts w:hint="default" w:ascii="Consolas" w:hAnsi="Consolas" w:eastAsia="Consolas" w:cs="Consolas"/>
-                <w:i w:val="0"/>
-                <w:iCs w:val="0"/>
-                <w:caps w:val="0"/>
-                <w:color w:val="000000"/>
-                <w:spacing w:val="0"/>
-                <w:sz w:val="17"/>
-                <w:szCs w:val="17"/>
-                <w:shd w:val="clear" w:fill="F0F0F0"/>
-              </w:rPr>
-              <w:t>GPIO0_PA1</w:t>
-            </w:r>
-            <w:r>
-              <w:rPr>
-                <w:rFonts w:hint="default" w:ascii="Helvetica" w:hAnsi="Helvetica" w:eastAsia="Helvetica" w:cs="Helvetica"/>
-                <w:i w:val="0"/>
-                <w:iCs w:val="0"/>
-                <w:caps w:val="0"/>
-                <w:color w:val="333333"/>
-                <w:spacing w:val="0"/>
-                <w:sz w:val="19"/>
-                <w:szCs w:val="19"/>
-                <w:shd w:val="clear" w:fill="FFFFFF"/>
-              </w:rPr>
-              <w:t>引脚、</w:t>
-            </w:r>
-            <w:r>
-              <w:rPr>
-                <w:rStyle w:val="11"/>
-                <w:rFonts w:hint="default" w:ascii="Consolas" w:hAnsi="Consolas" w:eastAsia="Consolas" w:cs="Consolas"/>
-                <w:i w:val="0"/>
-                <w:iCs w:val="0"/>
-                <w:caps w:val="0"/>
-                <w:color w:val="000000"/>
-                <w:spacing w:val="0"/>
-                <w:sz w:val="17"/>
-                <w:szCs w:val="17"/>
-                <w:shd w:val="clear" w:fill="F0F0F0"/>
-              </w:rPr>
-              <w:t>MUX_FUNC3</w:t>
-            </w:r>
-            <w:r>
-              <w:rPr>
-                <w:rFonts w:hint="default" w:ascii="Helvetica" w:hAnsi="Helvetica" w:eastAsia="Helvetica" w:cs="Helvetica"/>
-                <w:i w:val="0"/>
-                <w:iCs w:val="0"/>
-                <w:caps w:val="0"/>
-                <w:color w:val="333333"/>
-                <w:spacing w:val="0"/>
-                <w:sz w:val="19"/>
-                <w:szCs w:val="19"/>
-                <w:shd w:val="clear" w:fill="FFFFFF"/>
-              </w:rPr>
-              <w:t>复用功能、</w:t>
-            </w:r>
-            <w:r>
-              <w:rPr>
-                <w:rStyle w:val="11"/>
-                <w:rFonts w:hint="default" w:ascii="Consolas" w:hAnsi="Consolas" w:eastAsia="Consolas" w:cs="Consolas"/>
-                <w:i w:val="0"/>
-                <w:iCs w:val="0"/>
-                <w:caps w:val="0"/>
-                <w:color w:val="000000"/>
-                <w:spacing w:val="0"/>
-                <w:sz w:val="17"/>
-                <w:szCs w:val="17"/>
-                <w:shd w:val="clear" w:fill="F0F0F0"/>
-              </w:rPr>
-              <w:t>PULL_KEEP</w:t>
-            </w:r>
-            <w:r>
-              <w:rPr>
-                <w:rFonts w:hint="default" w:ascii="Helvetica" w:hAnsi="Helvetica" w:eastAsia="Helvetica" w:cs="Helvetica"/>
-                <w:i w:val="0"/>
-                <w:iCs w:val="0"/>
-                <w:caps w:val="0"/>
-                <w:color w:val="333333"/>
-                <w:spacing w:val="0"/>
-                <w:sz w:val="19"/>
-                <w:szCs w:val="19"/>
-                <w:shd w:val="clear" w:fill="FFFFFF"/>
-              </w:rPr>
-              <w:t>电平保持）；</w:t>
-            </w:r>
-            <w:r>
-              <w:rPr>
-                <w:rFonts w:hint="default" w:ascii="Helvetica" w:hAnsi="Helvetica" w:eastAsia="Helvetica" w:cs="Helvetica"/>
-                <w:i w:val="0"/>
-                <w:iCs w:val="0"/>
-                <w:caps w:val="0"/>
-                <w:color w:val="333333"/>
-                <w:spacing w:val="0"/>
-                <w:sz w:val="19"/>
-                <w:szCs w:val="19"/>
-                <w:shd w:val="clear" w:fill="FFFFFF"/>
-              </w:rPr>
-              <w:br w:type="textWrapping"/>
-            </w:r>
-            <w:r>
-              <w:rPr>
-                <w:rFonts w:hint="default" w:ascii="Helvetica" w:hAnsi="Helvetica" w:eastAsia="Helvetica" w:cs="Helvetica"/>
-                <w:i w:val="0"/>
-                <w:iCs w:val="0"/>
-                <w:caps w:val="0"/>
-                <w:color w:val="333333"/>
-                <w:spacing w:val="0"/>
-                <w:sz w:val="19"/>
-                <w:szCs w:val="19"/>
-                <w:shd w:val="clear" w:fill="FFFFFF"/>
-              </w:rPr>
-              <w:t>- I2C总线速率（如常见100kHz/400kHz）对扫描稳定性的影响；</w:t>
-            </w:r>
-            <w:r>
-              <w:rPr>
-                <w:rFonts w:hint="default" w:ascii="Helvetica" w:hAnsi="Helvetica" w:eastAsia="Helvetica" w:cs="Helvetica"/>
-                <w:i w:val="0"/>
-                <w:iCs w:val="0"/>
-                <w:caps w:val="0"/>
-                <w:color w:val="333333"/>
-                <w:spacing w:val="0"/>
-                <w:sz w:val="19"/>
-                <w:szCs w:val="19"/>
-                <w:shd w:val="clear" w:fill="FFFFFF"/>
-              </w:rPr>
-              <w:br w:type="textWrapping"/>
-            </w:r>
-            <w:r>
-              <w:rPr>
-                <w:rFonts w:hint="default" w:ascii="Helvetica" w:hAnsi="Helvetica" w:eastAsia="Helvetica" w:cs="Helvetica"/>
-                <w:i w:val="0"/>
-                <w:iCs w:val="0"/>
-                <w:caps w:val="0"/>
-                <w:color w:val="333333"/>
-                <w:spacing w:val="0"/>
-                <w:sz w:val="19"/>
-                <w:szCs w:val="19"/>
-                <w:shd w:val="clear" w:fill="FFFFFF"/>
-              </w:rPr>
-              <w:t>- 扫描结果异常（如无设备地址显示）的排查（硬件接线、引脚配置、总线初始化顺序）。</w:t>
+              <w:t>参数含义）、I2C总线速率设置与扫描结果的关联逻辑不熟悉，需重点拆解。</w:t>
             </w:r>
           </w:p>
         </w:tc>
@@ -1787,6 +1098,7 @@
             <w:insideH w:val="single" w:color="auto" w:sz="4" w:space="0"/>
             <w:insideV w:val="single" w:color="auto" w:sz="4" w:space="0"/>
           </w:tblBorders>
+          <w:shd w:val="clear" w:color="auto" w:fill="FFFFFF"/>
           <w:tblCellMar>
             <w:top w:w="0" w:type="dxa"/>
             <w:left w:w="108" w:type="dxa"/>
@@ -1795,7 +1107,7 @@
           </w:tblCellMar>
         </w:tblPrEx>
         <w:trPr>
-          <w:trHeight w:val="710" w:hRule="exact"/>
+          <w:trHeight w:val="3898" w:hRule="exact"/>
         </w:trPr>
         <w:tc>
           <w:tcPr>
@@ -1814,15 +1126,27 @@
               <w:jc w:val="center"/>
               <w:rPr>
                 <w:rFonts w:ascii="宋体" w:hAnsi="宋体"/>
-                <w:lang w:eastAsia="zh-CN"/>
               </w:rPr>
             </w:pPr>
             <w:r>
               <w:rPr>
                 <w:rFonts w:hint="eastAsia" w:ascii="宋体" w:hAnsi="宋体"/>
-                <w:lang w:eastAsia="zh-CN"/>
-              </w:rPr>
-              <w:t>信息化应用方法</w:t>
+              </w:rPr>
+              <w:t>重 难 点</w:t>
+            </w:r>
+          </w:p>
+          <w:p>
+            <w:pPr>
+              <w:jc w:val="center"/>
+              <w:rPr>
+                <w:rFonts w:ascii="宋体" w:hAnsi="宋体"/>
+              </w:rPr>
+            </w:pPr>
+            <w:r>
+              <w:rPr>
+                <w:rFonts w:hint="eastAsia" w:ascii="宋体" w:hAnsi="宋体"/>
+              </w:rPr>
+              <w:t>分    析</w:t>
             </w:r>
           </w:p>
         </w:tc>
@@ -1841,31 +1165,601 @@
           </w:tcPr>
           <w:p>
             <w:pPr>
+              <w:pStyle w:val="4"/>
+              <w:tabs>
+                <w:tab w:val="clear" w:pos="840"/>
+              </w:tabs>
+              <w:ind w:left="0" w:firstLine="0"/>
               <w:rPr>
                 <w:rFonts w:hint="eastAsia" w:ascii="宋体" w:hAnsi="宋体" w:eastAsia="宋体" w:cs="宋体"/>
-                <w:lang w:eastAsia="zh-CN"/>
-              </w:rPr>
-            </w:pPr>
-            <w:r>
-              <w:rPr>
-                <w:rFonts w:hint="eastAsia" w:ascii="宋体" w:hAnsi="宋体" w:eastAsia="宋体" w:cs="宋体"/>
-                <w:lang w:eastAsia="zh-CN"/>
-              </w:rPr>
-              <w:t>网络教学平台、视频、</w:t>
-            </w:r>
-            <w:r>
-              <w:rPr>
-                <w:rFonts w:hint="eastAsia" w:ascii="宋体" w:hAnsi="宋体" w:eastAsia="宋体" w:cs="宋体"/>
-                <w:lang w:val="en-US" w:eastAsia="zh-CN"/>
-              </w:rPr>
-              <w:t>开发板，</w:t>
-            </w:r>
-            <w:r>
-              <w:rPr>
-                <w:rFonts w:hint="eastAsia" w:ascii="宋体" w:hAnsi="宋体" w:eastAsia="宋体" w:cs="宋体"/>
-                <w:lang w:eastAsia="zh-CN"/>
-              </w:rPr>
-              <w:t>开展现场教学，通过项目任务驱动进行混合式教学；</w:t>
+              </w:rPr>
+            </w:pPr>
+            <w:r>
+              <w:rPr>
+                <w:rFonts w:ascii="Helvetica" w:hAnsi="Helvetica" w:eastAsia="Helvetica" w:cs="Helvetica"/>
+                <w:i w:val="0"/>
+                <w:iCs w:val="0"/>
+                <w:caps w:val="0"/>
+                <w:color w:val="333333"/>
+                <w:spacing w:val="0"/>
+                <w:sz w:val="19"/>
+                <w:szCs w:val="19"/>
+                <w:shd w:val="clear" w:fill="FFFFFF"/>
+              </w:rPr>
+              <w:t>1. 重点：</w:t>
+            </w:r>
+            <w:r>
+              <w:rPr>
+                <w:rFonts w:hint="default" w:ascii="Helvetica" w:hAnsi="Helvetica" w:eastAsia="Helvetica" w:cs="Helvetica"/>
+                <w:i w:val="0"/>
+                <w:iCs w:val="0"/>
+                <w:caps w:val="0"/>
+                <w:color w:val="333333"/>
+                <w:spacing w:val="0"/>
+                <w:sz w:val="19"/>
+                <w:szCs w:val="19"/>
+                <w:shd w:val="clear" w:fill="FFFFFF"/>
+              </w:rPr>
+              <w:br w:type="textWrapping"/>
+            </w:r>
+            <w:r>
+              <w:rPr>
+                <w:rFonts w:hint="default" w:ascii="Helvetica" w:hAnsi="Helvetica" w:eastAsia="Helvetica" w:cs="Helvetica"/>
+                <w:i w:val="0"/>
+                <w:iCs w:val="0"/>
+                <w:caps w:val="0"/>
+                <w:color w:val="333333"/>
+                <w:spacing w:val="0"/>
+                <w:sz w:val="19"/>
+                <w:szCs w:val="19"/>
+                <w:shd w:val="clear" w:fill="FFFFFF"/>
+              </w:rPr>
+              <w:t>- I2C初始化三步法（总线初始化</w:t>
+            </w:r>
+            <w:r>
+              <w:rPr>
+                <w:rStyle w:val="11"/>
+                <w:rFonts w:ascii="Consolas" w:hAnsi="Consolas" w:eastAsia="Consolas" w:cs="Consolas"/>
+                <w:i w:val="0"/>
+                <w:iCs w:val="0"/>
+                <w:caps w:val="0"/>
+                <w:color w:val="000000"/>
+                <w:spacing w:val="0"/>
+                <w:sz w:val="17"/>
+                <w:szCs w:val="17"/>
+                <w:shd w:val="clear" w:fill="F0F0F0"/>
+              </w:rPr>
+              <w:t>I2cIoInit()</w:t>
+            </w:r>
+            <w:r>
+              <w:rPr>
+                <w:rFonts w:hint="default" w:ascii="Helvetica" w:hAnsi="Helvetica" w:eastAsia="Helvetica" w:cs="Helvetica"/>
+                <w:i w:val="0"/>
+                <w:iCs w:val="0"/>
+                <w:caps w:val="0"/>
+                <w:color w:val="333333"/>
+                <w:spacing w:val="0"/>
+                <w:sz w:val="19"/>
+                <w:szCs w:val="19"/>
+                <w:shd w:val="clear" w:fill="FFFFFF"/>
+              </w:rPr>
+              <w:t>、速率配置</w:t>
+            </w:r>
+            <w:r>
+              <w:rPr>
+                <w:rStyle w:val="11"/>
+                <w:rFonts w:hint="default" w:ascii="Consolas" w:hAnsi="Consolas" w:eastAsia="Consolas" w:cs="Consolas"/>
+                <w:i w:val="0"/>
+                <w:iCs w:val="0"/>
+                <w:caps w:val="0"/>
+                <w:color w:val="000000"/>
+                <w:spacing w:val="0"/>
+                <w:sz w:val="17"/>
+                <w:szCs w:val="17"/>
+                <w:shd w:val="clear" w:fill="F0F0F0"/>
+              </w:rPr>
+              <w:t>LzI2cInit()</w:t>
+            </w:r>
+            <w:r>
+              <w:rPr>
+                <w:rFonts w:hint="default" w:ascii="Helvetica" w:hAnsi="Helvetica" w:eastAsia="Helvetica" w:cs="Helvetica"/>
+                <w:i w:val="0"/>
+                <w:iCs w:val="0"/>
+                <w:caps w:val="0"/>
+                <w:color w:val="333333"/>
+                <w:spacing w:val="0"/>
+                <w:sz w:val="19"/>
+                <w:szCs w:val="19"/>
+                <w:shd w:val="clear" w:fill="FFFFFF"/>
+              </w:rPr>
+              <w:t>、引脚复用</w:t>
+            </w:r>
+            <w:r>
+              <w:rPr>
+                <w:rStyle w:val="11"/>
+                <w:rFonts w:hint="default" w:ascii="Consolas" w:hAnsi="Consolas" w:eastAsia="Consolas" w:cs="Consolas"/>
+                <w:i w:val="0"/>
+                <w:iCs w:val="0"/>
+                <w:caps w:val="0"/>
+                <w:color w:val="000000"/>
+                <w:spacing w:val="0"/>
+                <w:sz w:val="17"/>
+                <w:szCs w:val="17"/>
+                <w:shd w:val="clear" w:fill="F0F0F0"/>
+              </w:rPr>
+              <w:t>PinctrlSet()</w:t>
+            </w:r>
+            <w:r>
+              <w:rPr>
+                <w:rFonts w:hint="default" w:ascii="Helvetica" w:hAnsi="Helvetica" w:eastAsia="Helvetica" w:cs="Helvetica"/>
+                <w:i w:val="0"/>
+                <w:iCs w:val="0"/>
+                <w:caps w:val="0"/>
+                <w:color w:val="333333"/>
+                <w:spacing w:val="0"/>
+                <w:sz w:val="19"/>
+                <w:szCs w:val="19"/>
+                <w:shd w:val="clear" w:fill="FFFFFF"/>
+              </w:rPr>
+              <w:t>）；</w:t>
+            </w:r>
+            <w:r>
+              <w:rPr>
+                <w:rFonts w:hint="default" w:ascii="Helvetica" w:hAnsi="Helvetica" w:eastAsia="Helvetica" w:cs="Helvetica"/>
+                <w:i w:val="0"/>
+                <w:iCs w:val="0"/>
+                <w:caps w:val="0"/>
+                <w:color w:val="333333"/>
+                <w:spacing w:val="0"/>
+                <w:sz w:val="19"/>
+                <w:szCs w:val="19"/>
+                <w:shd w:val="clear" w:fill="FFFFFF"/>
+              </w:rPr>
+              <w:br w:type="textWrapping"/>
+            </w:r>
+            <w:r>
+              <w:rPr>
+                <w:rFonts w:hint="default" w:ascii="Helvetica" w:hAnsi="Helvetica" w:eastAsia="Helvetica" w:cs="Helvetica"/>
+                <w:i w:val="0"/>
+                <w:iCs w:val="0"/>
+                <w:caps w:val="0"/>
+                <w:color w:val="333333"/>
+                <w:spacing w:val="0"/>
+                <w:sz w:val="19"/>
+                <w:szCs w:val="19"/>
+                <w:shd w:val="clear" w:fill="FFFFFF"/>
+              </w:rPr>
+              <w:t>- 从设备扫描函数</w:t>
+            </w:r>
+            <w:r>
+              <w:rPr>
+                <w:rStyle w:val="11"/>
+                <w:rFonts w:hint="default" w:ascii="Consolas" w:hAnsi="Consolas" w:eastAsia="Consolas" w:cs="Consolas"/>
+                <w:i w:val="0"/>
+                <w:iCs w:val="0"/>
+                <w:caps w:val="0"/>
+                <w:color w:val="000000"/>
+                <w:spacing w:val="0"/>
+                <w:sz w:val="17"/>
+                <w:szCs w:val="17"/>
+                <w:shd w:val="clear" w:fill="F0F0F0"/>
+              </w:rPr>
+              <w:t>LzI2cScan()</w:t>
+            </w:r>
+            <w:r>
+              <w:rPr>
+                <w:rFonts w:hint="default" w:ascii="Helvetica" w:hAnsi="Helvetica" w:eastAsia="Helvetica" w:cs="Helvetica"/>
+                <w:i w:val="0"/>
+                <w:iCs w:val="0"/>
+                <w:caps w:val="0"/>
+                <w:color w:val="333333"/>
+                <w:spacing w:val="0"/>
+                <w:sz w:val="19"/>
+                <w:szCs w:val="19"/>
+                <w:shd w:val="clear" w:fill="FFFFFF"/>
+              </w:rPr>
+              <w:t>的调用（参数传递、扫描地址范围0x03-0x87、结果数组存储）；</w:t>
+            </w:r>
+            <w:r>
+              <w:rPr>
+                <w:rFonts w:hint="default" w:ascii="Helvetica" w:hAnsi="Helvetica" w:eastAsia="Helvetica" w:cs="Helvetica"/>
+                <w:i w:val="0"/>
+                <w:iCs w:val="0"/>
+                <w:caps w:val="0"/>
+                <w:color w:val="333333"/>
+                <w:spacing w:val="0"/>
+                <w:sz w:val="19"/>
+                <w:szCs w:val="19"/>
+                <w:shd w:val="clear" w:fill="FFFFFF"/>
+              </w:rPr>
+              <w:br w:type="textWrapping"/>
+            </w:r>
+            <w:r>
+              <w:rPr>
+                <w:rFonts w:hint="default" w:ascii="Helvetica" w:hAnsi="Helvetica" w:eastAsia="Helvetica" w:cs="Helvetica"/>
+                <w:i w:val="0"/>
+                <w:iCs w:val="0"/>
+                <w:caps w:val="0"/>
+                <w:color w:val="333333"/>
+                <w:spacing w:val="0"/>
+                <w:sz w:val="19"/>
+                <w:szCs w:val="19"/>
+                <w:shd w:val="clear" w:fill="FFFFFF"/>
+              </w:rPr>
+              <w:t>- 编译配置修改（</w:t>
+            </w:r>
+            <w:r>
+              <w:rPr>
+                <w:rStyle w:val="11"/>
+                <w:rFonts w:hint="default" w:ascii="Consolas" w:hAnsi="Consolas" w:eastAsia="Consolas" w:cs="Consolas"/>
+                <w:i w:val="0"/>
+                <w:iCs w:val="0"/>
+                <w:caps w:val="0"/>
+                <w:color w:val="000000"/>
+                <w:spacing w:val="0"/>
+                <w:sz w:val="17"/>
+                <w:szCs w:val="17"/>
+                <w:shd w:val="clear" w:fill="F0F0F0"/>
+              </w:rPr>
+              <w:t>BUILD.gn</w:t>
+            </w:r>
+            <w:r>
+              <w:rPr>
+                <w:rFonts w:hint="default" w:ascii="Helvetica" w:hAnsi="Helvetica" w:eastAsia="Helvetica" w:cs="Helvetica"/>
+                <w:i w:val="0"/>
+                <w:iCs w:val="0"/>
+                <w:caps w:val="0"/>
+                <w:color w:val="333333"/>
+                <w:spacing w:val="0"/>
+                <w:sz w:val="19"/>
+                <w:szCs w:val="19"/>
+                <w:shd w:val="clear" w:fill="FFFFFF"/>
+              </w:rPr>
+              <w:t>指定</w:t>
+            </w:r>
+            <w:r>
+              <w:rPr>
+                <w:rStyle w:val="11"/>
+                <w:rFonts w:hint="default" w:ascii="Consolas" w:hAnsi="Consolas" w:eastAsia="Consolas" w:cs="Consolas"/>
+                <w:i w:val="0"/>
+                <w:iCs w:val="0"/>
+                <w:caps w:val="0"/>
+                <w:color w:val="000000"/>
+                <w:spacing w:val="0"/>
+                <w:sz w:val="17"/>
+                <w:szCs w:val="17"/>
+                <w:shd w:val="clear" w:fill="F0F0F0"/>
+              </w:rPr>
+              <w:t>i2c_scan_example</w:t>
+            </w:r>
+            <w:r>
+              <w:rPr>
+                <w:rFonts w:hint="default" w:ascii="Helvetica" w:hAnsi="Helvetica" w:eastAsia="Helvetica" w:cs="Helvetica"/>
+                <w:i w:val="0"/>
+                <w:iCs w:val="0"/>
+                <w:caps w:val="0"/>
+                <w:color w:val="333333"/>
+                <w:spacing w:val="0"/>
+                <w:sz w:val="19"/>
+                <w:szCs w:val="19"/>
+                <w:shd w:val="clear" w:fill="FFFFFF"/>
+              </w:rPr>
+              <w:t>参与编译、</w:t>
+            </w:r>
+            <w:r>
+              <w:rPr>
+                <w:rStyle w:val="11"/>
+                <w:rFonts w:hint="default" w:ascii="Consolas" w:hAnsi="Consolas" w:eastAsia="Consolas" w:cs="Consolas"/>
+                <w:i w:val="0"/>
+                <w:iCs w:val="0"/>
+                <w:caps w:val="0"/>
+                <w:color w:val="000000"/>
+                <w:spacing w:val="0"/>
+                <w:sz w:val="17"/>
+                <w:szCs w:val="17"/>
+                <w:shd w:val="clear" w:fill="F0F0F0"/>
+              </w:rPr>
+              <w:t>Makefile</w:t>
+            </w:r>
+            <w:r>
+              <w:rPr>
+                <w:rFonts w:hint="default" w:ascii="Helvetica" w:hAnsi="Helvetica" w:eastAsia="Helvetica" w:cs="Helvetica"/>
+                <w:i w:val="0"/>
+                <w:iCs w:val="0"/>
+                <w:caps w:val="0"/>
+                <w:color w:val="333333"/>
+                <w:spacing w:val="0"/>
+                <w:sz w:val="19"/>
+                <w:szCs w:val="19"/>
+                <w:shd w:val="clear" w:fill="FFFFFF"/>
+              </w:rPr>
+              <w:t>添加链接库</w:t>
+            </w:r>
+            <w:r>
+              <w:rPr>
+                <w:rStyle w:val="11"/>
+                <w:rFonts w:hint="default" w:ascii="Consolas" w:hAnsi="Consolas" w:eastAsia="Consolas" w:cs="Consolas"/>
+                <w:i w:val="0"/>
+                <w:iCs w:val="0"/>
+                <w:caps w:val="0"/>
+                <w:color w:val="000000"/>
+                <w:spacing w:val="0"/>
+                <w:sz w:val="17"/>
+                <w:szCs w:val="17"/>
+                <w:shd w:val="clear" w:fill="F0F0F0"/>
+              </w:rPr>
+              <w:t>-li2c_scan_example</w:t>
+            </w:r>
+            <w:r>
+              <w:rPr>
+                <w:rFonts w:hint="default" w:ascii="Helvetica" w:hAnsi="Helvetica" w:eastAsia="Helvetica" w:cs="Helvetica"/>
+                <w:i w:val="0"/>
+                <w:iCs w:val="0"/>
+                <w:caps w:val="0"/>
+                <w:color w:val="333333"/>
+                <w:spacing w:val="0"/>
+                <w:sz w:val="19"/>
+                <w:szCs w:val="19"/>
+                <w:shd w:val="clear" w:fill="FFFFFF"/>
+              </w:rPr>
+              <w:t>）。</w:t>
+            </w:r>
+            <w:r>
+              <w:rPr>
+                <w:rFonts w:hint="default" w:ascii="Helvetica" w:hAnsi="Helvetica" w:eastAsia="Helvetica" w:cs="Helvetica"/>
+                <w:i w:val="0"/>
+                <w:iCs w:val="0"/>
+                <w:caps w:val="0"/>
+                <w:color w:val="333333"/>
+                <w:spacing w:val="0"/>
+                <w:sz w:val="19"/>
+                <w:szCs w:val="19"/>
+                <w:shd w:val="clear" w:fill="FFFFFF"/>
+              </w:rPr>
+              <w:br w:type="textWrapping"/>
+            </w:r>
+            <w:r>
+              <w:rPr>
+                <w:rFonts w:hint="default" w:ascii="Helvetica" w:hAnsi="Helvetica" w:eastAsia="Helvetica" w:cs="Helvetica"/>
+                <w:i w:val="0"/>
+                <w:iCs w:val="0"/>
+                <w:caps w:val="0"/>
+                <w:color w:val="333333"/>
+                <w:spacing w:val="0"/>
+                <w:sz w:val="19"/>
+                <w:szCs w:val="19"/>
+                <w:shd w:val="clear" w:fill="FFFFFF"/>
+              </w:rPr>
+              <w:t>2. 难点：</w:t>
+            </w:r>
+            <w:r>
+              <w:rPr>
+                <w:rFonts w:hint="default" w:ascii="Helvetica" w:hAnsi="Helvetica" w:eastAsia="Helvetica" w:cs="Helvetica"/>
+                <w:i w:val="0"/>
+                <w:iCs w:val="0"/>
+                <w:caps w:val="0"/>
+                <w:color w:val="333333"/>
+                <w:spacing w:val="0"/>
+                <w:sz w:val="19"/>
+                <w:szCs w:val="19"/>
+                <w:shd w:val="clear" w:fill="FFFFFF"/>
+              </w:rPr>
+              <w:br w:type="textWrapping"/>
+            </w:r>
+            <w:r>
+              <w:rPr>
+                <w:rFonts w:hint="default" w:ascii="Helvetica" w:hAnsi="Helvetica" w:eastAsia="Helvetica" w:cs="Helvetica"/>
+                <w:i w:val="0"/>
+                <w:iCs w:val="0"/>
+                <w:caps w:val="0"/>
+                <w:color w:val="333333"/>
+                <w:spacing w:val="0"/>
+                <w:sz w:val="19"/>
+                <w:szCs w:val="19"/>
+                <w:shd w:val="clear" w:fill="FFFFFF"/>
+              </w:rPr>
+              <w:t>- </w:t>
+            </w:r>
+            <w:r>
+              <w:rPr>
+                <w:rStyle w:val="11"/>
+                <w:rFonts w:hint="default" w:ascii="Consolas" w:hAnsi="Consolas" w:eastAsia="Consolas" w:cs="Consolas"/>
+                <w:i w:val="0"/>
+                <w:iCs w:val="0"/>
+                <w:caps w:val="0"/>
+                <w:color w:val="000000"/>
+                <w:spacing w:val="0"/>
+                <w:sz w:val="17"/>
+                <w:szCs w:val="17"/>
+                <w:shd w:val="clear" w:fill="F0F0F0"/>
+              </w:rPr>
+              <w:t>PinctrlSet()</w:t>
+            </w:r>
+            <w:r>
+              <w:rPr>
+                <w:rFonts w:hint="default" w:ascii="Helvetica" w:hAnsi="Helvetica" w:eastAsia="Helvetica" w:cs="Helvetica"/>
+                <w:i w:val="0"/>
+                <w:iCs w:val="0"/>
+                <w:caps w:val="0"/>
+                <w:color w:val="333333"/>
+                <w:spacing w:val="0"/>
+                <w:sz w:val="19"/>
+                <w:szCs w:val="19"/>
+                <w:shd w:val="clear" w:fill="FFFFFF"/>
+              </w:rPr>
+              <w:t>函数参数理解（如</w:t>
+            </w:r>
+            <w:r>
+              <w:rPr>
+                <w:rStyle w:val="11"/>
+                <w:rFonts w:hint="default" w:ascii="Consolas" w:hAnsi="Consolas" w:eastAsia="Consolas" w:cs="Consolas"/>
+                <w:i w:val="0"/>
+                <w:iCs w:val="0"/>
+                <w:caps w:val="0"/>
+                <w:color w:val="000000"/>
+                <w:spacing w:val="0"/>
+                <w:sz w:val="17"/>
+                <w:szCs w:val="17"/>
+                <w:shd w:val="clear" w:fill="F0F0F0"/>
+              </w:rPr>
+              <w:t>GPIO0_PA0</w:t>
+            </w:r>
+            <w:r>
+              <w:rPr>
+                <w:rFonts w:hint="default" w:ascii="Helvetica" w:hAnsi="Helvetica" w:eastAsia="Helvetica" w:cs="Helvetica"/>
+                <w:i w:val="0"/>
+                <w:iCs w:val="0"/>
+                <w:caps w:val="0"/>
+                <w:color w:val="333333"/>
+                <w:spacing w:val="0"/>
+                <w:sz w:val="19"/>
+                <w:szCs w:val="19"/>
+                <w:shd w:val="clear" w:fill="FFFFFF"/>
+              </w:rPr>
+              <w:t>/</w:t>
+            </w:r>
+            <w:r>
+              <w:rPr>
+                <w:rStyle w:val="11"/>
+                <w:rFonts w:hint="default" w:ascii="Consolas" w:hAnsi="Consolas" w:eastAsia="Consolas" w:cs="Consolas"/>
+                <w:i w:val="0"/>
+                <w:iCs w:val="0"/>
+                <w:caps w:val="0"/>
+                <w:color w:val="000000"/>
+                <w:spacing w:val="0"/>
+                <w:sz w:val="17"/>
+                <w:szCs w:val="17"/>
+                <w:shd w:val="clear" w:fill="F0F0F0"/>
+              </w:rPr>
+              <w:t>GPIO0_PA1</w:t>
+            </w:r>
+            <w:r>
+              <w:rPr>
+                <w:rFonts w:hint="default" w:ascii="Helvetica" w:hAnsi="Helvetica" w:eastAsia="Helvetica" w:cs="Helvetica"/>
+                <w:i w:val="0"/>
+                <w:iCs w:val="0"/>
+                <w:caps w:val="0"/>
+                <w:color w:val="333333"/>
+                <w:spacing w:val="0"/>
+                <w:sz w:val="19"/>
+                <w:szCs w:val="19"/>
+                <w:shd w:val="clear" w:fill="FFFFFF"/>
+              </w:rPr>
+              <w:t>引脚、</w:t>
+            </w:r>
+            <w:r>
+              <w:rPr>
+                <w:rStyle w:val="11"/>
+                <w:rFonts w:hint="default" w:ascii="Consolas" w:hAnsi="Consolas" w:eastAsia="Consolas" w:cs="Consolas"/>
+                <w:i w:val="0"/>
+                <w:iCs w:val="0"/>
+                <w:caps w:val="0"/>
+                <w:color w:val="000000"/>
+                <w:spacing w:val="0"/>
+                <w:sz w:val="17"/>
+                <w:szCs w:val="17"/>
+                <w:shd w:val="clear" w:fill="F0F0F0"/>
+              </w:rPr>
+              <w:t>MUX_FUNC3</w:t>
+            </w:r>
+            <w:r>
+              <w:rPr>
+                <w:rFonts w:hint="default" w:ascii="Helvetica" w:hAnsi="Helvetica" w:eastAsia="Helvetica" w:cs="Helvetica"/>
+                <w:i w:val="0"/>
+                <w:iCs w:val="0"/>
+                <w:caps w:val="0"/>
+                <w:color w:val="333333"/>
+                <w:spacing w:val="0"/>
+                <w:sz w:val="19"/>
+                <w:szCs w:val="19"/>
+                <w:shd w:val="clear" w:fill="FFFFFF"/>
+              </w:rPr>
+              <w:t>复用功能、</w:t>
+            </w:r>
+            <w:r>
+              <w:rPr>
+                <w:rStyle w:val="11"/>
+                <w:rFonts w:hint="default" w:ascii="Consolas" w:hAnsi="Consolas" w:eastAsia="Consolas" w:cs="Consolas"/>
+                <w:i w:val="0"/>
+                <w:iCs w:val="0"/>
+                <w:caps w:val="0"/>
+                <w:color w:val="000000"/>
+                <w:spacing w:val="0"/>
+                <w:sz w:val="17"/>
+                <w:szCs w:val="17"/>
+                <w:shd w:val="clear" w:fill="F0F0F0"/>
+              </w:rPr>
+              <w:t>PULL_KEEP</w:t>
+            </w:r>
+            <w:r>
+              <w:rPr>
+                <w:rFonts w:hint="default" w:ascii="Helvetica" w:hAnsi="Helvetica" w:eastAsia="Helvetica" w:cs="Helvetica"/>
+                <w:i w:val="0"/>
+                <w:iCs w:val="0"/>
+                <w:caps w:val="0"/>
+                <w:color w:val="333333"/>
+                <w:spacing w:val="0"/>
+                <w:sz w:val="19"/>
+                <w:szCs w:val="19"/>
+                <w:shd w:val="clear" w:fill="FFFFFF"/>
+              </w:rPr>
+              <w:t>电平保持）；</w:t>
+            </w:r>
+            <w:r>
+              <w:rPr>
+                <w:rFonts w:hint="default" w:ascii="Helvetica" w:hAnsi="Helvetica" w:eastAsia="Helvetica" w:cs="Helvetica"/>
+                <w:i w:val="0"/>
+                <w:iCs w:val="0"/>
+                <w:caps w:val="0"/>
+                <w:color w:val="333333"/>
+                <w:spacing w:val="0"/>
+                <w:sz w:val="19"/>
+                <w:szCs w:val="19"/>
+                <w:shd w:val="clear" w:fill="FFFFFF"/>
+              </w:rPr>
+              <w:br w:type="textWrapping"/>
+            </w:r>
+            <w:r>
+              <w:rPr>
+                <w:rFonts w:hint="default" w:ascii="Helvetica" w:hAnsi="Helvetica" w:eastAsia="Helvetica" w:cs="Helvetica"/>
+                <w:i w:val="0"/>
+                <w:iCs w:val="0"/>
+                <w:caps w:val="0"/>
+                <w:color w:val="333333"/>
+                <w:spacing w:val="0"/>
+                <w:sz w:val="19"/>
+                <w:szCs w:val="19"/>
+                <w:shd w:val="clear" w:fill="FFFFFF"/>
+              </w:rPr>
+              <w:t>- I2C总线速率（如常见100kHz/400kHz）对扫描稳定性的影响；</w:t>
+            </w:r>
+            <w:r>
+              <w:rPr>
+                <w:rFonts w:hint="default" w:ascii="Helvetica" w:hAnsi="Helvetica" w:eastAsia="Helvetica" w:cs="Helvetica"/>
+                <w:i w:val="0"/>
+                <w:iCs w:val="0"/>
+                <w:caps w:val="0"/>
+                <w:color w:val="333333"/>
+                <w:spacing w:val="0"/>
+                <w:sz w:val="19"/>
+                <w:szCs w:val="19"/>
+                <w:shd w:val="clear" w:fill="FFFFFF"/>
+              </w:rPr>
+              <w:br w:type="textWrapping"/>
+            </w:r>
+            <w:r>
+              <w:rPr>
+                <w:rFonts w:hint="default" w:ascii="Helvetica" w:hAnsi="Helvetica" w:eastAsia="Helvetica" w:cs="Helvetica"/>
+                <w:i w:val="0"/>
+                <w:iCs w:val="0"/>
+                <w:caps w:val="0"/>
+                <w:color w:val="333333"/>
+                <w:spacing w:val="0"/>
+                <w:sz w:val="19"/>
+                <w:szCs w:val="19"/>
+                <w:shd w:val="clear" w:fill="FFFFFF"/>
+              </w:rPr>
+              <w:t>- 扫描结果异常（如无设备地址显示）的排查（硬件接线、引脚配置、总线初始化顺序）。</w:t>
             </w:r>
           </w:p>
         </w:tc>
@@ -1880,6 +1774,7 @@
             <w:insideH w:val="single" w:color="auto" w:sz="4" w:space="0"/>
             <w:insideV w:val="single" w:color="auto" w:sz="4" w:space="0"/>
           </w:tblBorders>
+          <w:shd w:val="clear" w:color="auto" w:fill="FFFFFF"/>
           <w:tblCellMar>
             <w:top w:w="0" w:type="dxa"/>
             <w:left w:w="108" w:type="dxa"/>
@@ -1888,59 +1783,11 @@
           </w:tblCellMar>
         </w:tblPrEx>
         <w:trPr>
-          <w:trHeight w:val="610" w:hRule="atLeast"/>
+          <w:trHeight w:val="710" w:hRule="exact"/>
         </w:trPr>
         <w:tc>
           <w:tcPr>
             <w:tcW w:w="2506" w:type="dxa"/>
-            <w:vMerge w:val="restart"/>
-            <w:tcBorders>
-              <w:top w:val="single" w:color="auto" w:sz="4" w:space="0"/>
-              <w:left w:val="single" w:color="auto" w:sz="4" w:space="0"/>
-              <w:right w:val="single" w:color="auto" w:sz="4" w:space="0"/>
-            </w:tcBorders>
-            <w:shd w:val="clear" w:color="auto" w:fill="FFFFFF"/>
-            <w:vAlign w:val="center"/>
-          </w:tcPr>
-          <w:p>
-            <w:pPr>
-              <w:jc w:val="center"/>
-              <w:rPr>
-                <w:rFonts w:ascii="宋体" w:hAnsi="宋体"/>
-                <w:b/>
-                <w:bCs/>
-              </w:rPr>
-            </w:pPr>
-            <w:r>
-              <w:rPr>
-                <w:rFonts w:hint="eastAsia" w:ascii="宋体" w:hAnsi="宋体"/>
-                <w:b/>
-                <w:bCs/>
-              </w:rPr>
-              <w:t>思政元素</w:t>
-            </w:r>
-          </w:p>
-          <w:p>
-            <w:pPr>
-              <w:jc w:val="center"/>
-              <w:rPr>
-                <w:rFonts w:ascii="宋体" w:hAnsi="宋体"/>
-                <w:lang w:eastAsia="zh-CN"/>
-              </w:rPr>
-            </w:pPr>
-            <w:r>
-              <w:rPr>
-                <w:rFonts w:hint="eastAsia" w:ascii="宋体" w:hAnsi="宋体"/>
-                <w:b/>
-                <w:bCs/>
-              </w:rPr>
-              <w:t>融合设计</w:t>
-            </w:r>
-          </w:p>
-        </w:tc>
-        <w:tc>
-          <w:tcPr>
-            <w:tcW w:w="2321" w:type="dxa"/>
             <w:tcBorders>
               <w:top w:val="single" w:color="auto" w:sz="4" w:space="0"/>
               <w:left w:val="single" w:color="auto" w:sz="4" w:space="0"/>
@@ -1954,23 +1801,23 @@
             <w:pPr>
               <w:jc w:val="center"/>
               <w:rPr>
-                <w:rFonts w:hint="eastAsia" w:ascii="宋体" w:hAnsi="宋体" w:eastAsia="宋体" w:cs="宋体"/>
-                <w:lang w:eastAsia="zh-CN"/>
-              </w:rPr>
-            </w:pPr>
-            <w:r>
-              <w:rPr>
-                <w:rFonts w:hint="eastAsia" w:ascii="宋体" w:hAnsi="宋体" w:eastAsia="宋体" w:cs="宋体"/>
-                <w:lang w:eastAsia="zh-CN"/>
-              </w:rPr>
-              <w:t>思政元素</w:t>
-            </w:r>
-          </w:p>
-        </w:tc>
-        <w:tc>
-          <w:tcPr>
-            <w:tcW w:w="5123" w:type="dxa"/>
-            <w:gridSpan w:val="3"/>
+                <w:rFonts w:ascii="宋体" w:hAnsi="宋体"/>
+                <w:lang w:eastAsia="zh-CN"/>
+              </w:rPr>
+            </w:pPr>
+            <w:r>
+              <w:rPr>
+                <w:rFonts w:hint="eastAsia" w:ascii="宋体" w:hAnsi="宋体"/>
+                <w:lang w:eastAsia="zh-CN"/>
+              </w:rPr>
+              <w:t>信息化应用方法</w:t>
+            </w:r>
+          </w:p>
+        </w:tc>
+        <w:tc>
+          <w:tcPr>
+            <w:tcW w:w="7444" w:type="dxa"/>
+            <w:gridSpan w:val="4"/>
             <w:tcBorders>
               <w:top w:val="single" w:color="auto" w:sz="4" w:space="0"/>
               <w:left w:val="single" w:color="auto" w:sz="4" w:space="0"/>
@@ -1982,7 +1829,6 @@
           </w:tcPr>
           <w:p>
             <w:pPr>
-              <w:jc w:val="center"/>
               <w:rPr>
                 <w:rFonts w:hint="eastAsia" w:ascii="宋体" w:hAnsi="宋体" w:eastAsia="宋体" w:cs="宋体"/>
                 <w:lang w:eastAsia="zh-CN"/>
@@ -1993,7 +1839,21 @@
                 <w:rFonts w:hint="eastAsia" w:ascii="宋体" w:hAnsi="宋体" w:eastAsia="宋体" w:cs="宋体"/>
                 <w:lang w:eastAsia="zh-CN"/>
               </w:rPr>
-              <w:t>融入方式</w:t>
+              <w:t>网络教学平台、视频、</w:t>
+            </w:r>
+            <w:r>
+              <w:rPr>
+                <w:rFonts w:hint="eastAsia" w:ascii="宋体" w:hAnsi="宋体" w:eastAsia="宋体" w:cs="宋体"/>
+                <w:lang w:val="en-US" w:eastAsia="zh-CN"/>
+              </w:rPr>
+              <w:t>开发板，</w:t>
+            </w:r>
+            <w:r>
+              <w:rPr>
+                <w:rFonts w:hint="eastAsia" w:ascii="宋体" w:hAnsi="宋体" w:eastAsia="宋体" w:cs="宋体"/>
+                <w:lang w:eastAsia="zh-CN"/>
+              </w:rPr>
+              <w:t>开展现场教学，通过项目任务驱动进行混合式教学；</w:t>
             </w:r>
           </w:p>
         </w:tc>
@@ -2008,6 +1868,136 @@
             <w:insideH w:val="single" w:color="auto" w:sz="4" w:space="0"/>
             <w:insideV w:val="single" w:color="auto" w:sz="4" w:space="0"/>
           </w:tblBorders>
+          <w:shd w:val="clear" w:color="auto" w:fill="FFFFFF"/>
+          <w:tblCellMar>
+            <w:top w:w="0" w:type="dxa"/>
+            <w:left w:w="108" w:type="dxa"/>
+            <w:bottom w:w="0" w:type="dxa"/>
+            <w:right w:w="108" w:type="dxa"/>
+          </w:tblCellMar>
+        </w:tblPrEx>
+        <w:trPr>
+          <w:trHeight w:val="610" w:hRule="atLeast"/>
+        </w:trPr>
+        <w:tc>
+          <w:tcPr>
+            <w:tcW w:w="2506" w:type="dxa"/>
+            <w:vMerge w:val="restart"/>
+            <w:tcBorders>
+              <w:top w:val="single" w:color="auto" w:sz="4" w:space="0"/>
+              <w:left w:val="single" w:color="auto" w:sz="4" w:space="0"/>
+              <w:right w:val="single" w:color="auto" w:sz="4" w:space="0"/>
+            </w:tcBorders>
+            <w:shd w:val="clear" w:color="auto" w:fill="FFFFFF"/>
+            <w:vAlign w:val="center"/>
+          </w:tcPr>
+          <w:p>
+            <w:pPr>
+              <w:jc w:val="center"/>
+              <w:rPr>
+                <w:rFonts w:ascii="宋体" w:hAnsi="宋体"/>
+                <w:b/>
+                <w:bCs/>
+              </w:rPr>
+            </w:pPr>
+            <w:r>
+              <w:rPr>
+                <w:rFonts w:hint="eastAsia" w:ascii="宋体" w:hAnsi="宋体"/>
+                <w:b/>
+                <w:bCs/>
+              </w:rPr>
+              <w:t>思政元素</w:t>
+            </w:r>
+          </w:p>
+          <w:p>
+            <w:pPr>
+              <w:jc w:val="center"/>
+              <w:rPr>
+                <w:rFonts w:ascii="宋体" w:hAnsi="宋体"/>
+                <w:lang w:eastAsia="zh-CN"/>
+              </w:rPr>
+            </w:pPr>
+            <w:r>
+              <w:rPr>
+                <w:rFonts w:hint="eastAsia" w:ascii="宋体" w:hAnsi="宋体"/>
+                <w:b/>
+                <w:bCs/>
+              </w:rPr>
+              <w:t>融合设计</w:t>
+            </w:r>
+          </w:p>
+        </w:tc>
+        <w:tc>
+          <w:tcPr>
+            <w:tcW w:w="2321" w:type="dxa"/>
+            <w:tcBorders>
+              <w:top w:val="single" w:color="auto" w:sz="4" w:space="0"/>
+              <w:left w:val="single" w:color="auto" w:sz="4" w:space="0"/>
+              <w:bottom w:val="single" w:color="auto" w:sz="4" w:space="0"/>
+              <w:right w:val="single" w:color="auto" w:sz="4" w:space="0"/>
+            </w:tcBorders>
+            <w:shd w:val="clear" w:color="auto" w:fill="FFFFFF"/>
+            <w:vAlign w:val="center"/>
+          </w:tcPr>
+          <w:p>
+            <w:pPr>
+              <w:jc w:val="center"/>
+              <w:rPr>
+                <w:rFonts w:hint="eastAsia" w:ascii="宋体" w:hAnsi="宋体" w:eastAsia="宋体" w:cs="宋体"/>
+                <w:lang w:eastAsia="zh-CN"/>
+              </w:rPr>
+            </w:pPr>
+            <w:r>
+              <w:rPr>
+                <w:rFonts w:hint="eastAsia" w:ascii="宋体" w:hAnsi="宋体" w:eastAsia="宋体" w:cs="宋体"/>
+                <w:lang w:eastAsia="zh-CN"/>
+              </w:rPr>
+              <w:t>思政元素</w:t>
+            </w:r>
+          </w:p>
+        </w:tc>
+        <w:tc>
+          <w:tcPr>
+            <w:tcW w:w="5123" w:type="dxa"/>
+            <w:gridSpan w:val="3"/>
+            <w:tcBorders>
+              <w:top w:val="single" w:color="auto" w:sz="4" w:space="0"/>
+              <w:left w:val="single" w:color="auto" w:sz="4" w:space="0"/>
+              <w:bottom w:val="single" w:color="auto" w:sz="4" w:space="0"/>
+              <w:right w:val="single" w:color="auto" w:sz="4" w:space="0"/>
+            </w:tcBorders>
+            <w:shd w:val="clear" w:color="auto" w:fill="FFFFFF"/>
+            <w:vAlign w:val="center"/>
+          </w:tcPr>
+          <w:p>
+            <w:pPr>
+              <w:jc w:val="center"/>
+              <w:rPr>
+                <w:rFonts w:hint="eastAsia" w:ascii="宋体" w:hAnsi="宋体" w:eastAsia="宋体" w:cs="宋体"/>
+                <w:lang w:eastAsia="zh-CN"/>
+              </w:rPr>
+            </w:pPr>
+            <w:r>
+              <w:rPr>
+                <w:rFonts w:hint="eastAsia" w:ascii="宋体" w:hAnsi="宋体" w:eastAsia="宋体" w:cs="宋体"/>
+                <w:lang w:eastAsia="zh-CN"/>
+              </w:rPr>
+              <w:t>融入方式</w:t>
+            </w:r>
+          </w:p>
+        </w:tc>
+      </w:tr>
+      <w:tr>
+        <w:tblPrEx>
+          <w:tblBorders>
+            <w:top w:val="single" w:color="auto" w:sz="4" w:space="0"/>
+            <w:left w:val="single" w:color="auto" w:sz="4" w:space="0"/>
+            <w:bottom w:val="single" w:color="auto" w:sz="4" w:space="0"/>
+            <w:right w:val="single" w:color="auto" w:sz="4" w:space="0"/>
+            <w:insideH w:val="single" w:color="auto" w:sz="4" w:space="0"/>
+            <w:insideV w:val="single" w:color="auto" w:sz="4" w:space="0"/>
+          </w:tblBorders>
+          <w:shd w:val="clear" w:color="auto" w:fill="FFFFFF"/>
           <w:tblCellMar>
             <w:top w:w="0" w:type="dxa"/>
             <w:left w:w="108" w:type="dxa"/>
@@ -2296,6 +2286,7 @@
             <w:insideH w:val="single" w:color="auto" w:sz="4" w:space="0"/>
             <w:insideV w:val="single" w:color="auto" w:sz="4" w:space="0"/>
           </w:tblBorders>
+          <w:shd w:val="clear" w:color="auto" w:fill="FFFFFF"/>
           <w:tblCellMar>
             <w:top w:w="0" w:type="dxa"/>
             <w:left w:w="108" w:type="dxa"/>
@@ -2431,6 +2422,12 @@
             <w:insideH w:val="single" w:color="000000" w:themeColor="text1" w:sz="8" w:space="0"/>
             <w:insideV w:val="single" w:color="000000" w:themeColor="text1" w:sz="8" w:space="0"/>
           </w:tblBorders>
+          <w:tblCellMar>
+            <w:top w:w="0" w:type="dxa"/>
+            <w:left w:w="0" w:type="dxa"/>
+            <w:bottom w:w="0" w:type="dxa"/>
+            <w:right w:w="0" w:type="dxa"/>
+          </w:tblCellMar>
         </w:tblPrEx>
         <w:trPr>
           <w:trHeight w:val="1304" w:hRule="atLeast"/>
@@ -3818,6 +3815,12 @@
             <w:insideH w:val="single" w:color="000000" w:themeColor="text1" w:sz="8" w:space="0"/>
             <w:insideV w:val="single" w:color="000000" w:themeColor="text1" w:sz="8" w:space="0"/>
           </w:tblBorders>
+          <w:tblCellMar>
+            <w:top w:w="0" w:type="dxa"/>
+            <w:left w:w="0" w:type="dxa"/>
+            <w:bottom w:w="0" w:type="dxa"/>
+            <w:right w:w="0" w:type="dxa"/>
+          </w:tblCellMar>
         </w:tblPrEx>
         <w:trPr>
           <w:trHeight w:val="779" w:hRule="atLeast"/>

--- a/01-嵌入式操作系统及应用/01-教案/嵌入式操作系统及应用-24.docx
+++ b/01-嵌入式操作系统及应用/01-教案/嵌入式操作系统及应用-24.docx
@@ -113,6 +113,7 @@
             <w:insideH w:val="single" w:color="auto" w:sz="4" w:space="0"/>
             <w:insideV w:val="single" w:color="auto" w:sz="4" w:space="0"/>
           </w:tblBorders>
+          <w:shd w:val="clear" w:color="auto" w:fill="FFFFFF"/>
           <w:tblCellMar>
             <w:top w:w="0" w:type="dxa"/>
             <w:left w:w="108" w:type="dxa"/>
@@ -236,16 +237,17 @@
             </w:pPr>
             <w:r>
               <w:rPr>
-                <w:rFonts w:ascii="Segoe UI" w:hAnsi="Segoe UI" w:eastAsia="Segoe UI" w:cs="Segoe UI"/>
-                <w:i w:val="0"/>
-                <w:iCs w:val="0"/>
-                <w:caps w:val="0"/>
-                <w:spacing w:val="0"/>
-                <w:sz w:val="16"/>
-                <w:szCs w:val="16"/>
-                <w:shd w:val="clear" w:fill="FBFBFB"/>
-              </w:rPr>
-              <w:t>2025-12-19</w:t>
+                <w:rFonts w:ascii="Noto Sans SC" w:hAnsi="Noto Sans SC" w:eastAsia="Noto Sans SC" w:cs="Noto Sans SC"/>
+                <w:i w:val="0"/>
+                <w:iCs w:val="0"/>
+                <w:caps w:val="0"/>
+                <w:color w:val="000000"/>
+                <w:spacing w:val="0"/>
+                <w:sz w:val="14"/>
+                <w:szCs w:val="14"/>
+                <w:shd w:val="clear" w:fill="FFFFFF"/>
+              </w:rPr>
+              <w:t>2025-12-18</w:t>
             </w:r>
             <w:bookmarkStart w:id="0" w:name="_GoBack"/>
             <w:bookmarkEnd w:id="0"/>
@@ -329,7 +331,16 @@
                 <w:szCs w:val="21"/>
                 <w:lang w:eastAsia="zh-CN"/>
               </w:rPr>
-              <w:t>物联网2411</w:t>
+              <w:t>物联网241</w:t>
+            </w:r>
+            <w:r>
+              <w:rPr>
+                <w:rFonts w:hint="eastAsia" w:ascii="宋体" w:hAnsi="宋体" w:eastAsia="宋体" w:cs="宋体"/>
+                <w:sz w:val="21"/>
+                <w:szCs w:val="21"/>
+                <w:lang w:val="en-US" w:eastAsia="zh-CN"/>
+              </w:rPr>
+              <w:t>2</w:t>
             </w:r>
           </w:p>
         </w:tc>
@@ -404,7 +415,6 @@
             <w:insideH w:val="single" w:color="auto" w:sz="4" w:space="0"/>
             <w:insideV w:val="single" w:color="auto" w:sz="4" w:space="0"/>
           </w:tblBorders>
-          <w:shd w:val="clear" w:color="auto" w:fill="FFFFFF"/>
           <w:tblCellMar>
             <w:top w:w="0" w:type="dxa"/>
             <w:left w:w="108" w:type="dxa"/>
@@ -662,7 +672,6 @@
             <w:insideH w:val="single" w:color="auto" w:sz="4" w:space="0"/>
             <w:insideV w:val="single" w:color="auto" w:sz="4" w:space="0"/>
           </w:tblBorders>
-          <w:shd w:val="clear" w:color="auto" w:fill="FFFFFF"/>
           <w:tblCellMar>
             <w:top w:w="0" w:type="dxa"/>
             <w:left w:w="108" w:type="dxa"/>
@@ -1098,7 +1107,6 @@
             <w:insideH w:val="single" w:color="auto" w:sz="4" w:space="0"/>
             <w:insideV w:val="single" w:color="auto" w:sz="4" w:space="0"/>
           </w:tblBorders>
-          <w:shd w:val="clear" w:color="auto" w:fill="FFFFFF"/>
           <w:tblCellMar>
             <w:top w:w="0" w:type="dxa"/>
             <w:left w:w="108" w:type="dxa"/>
@@ -1868,7 +1876,6 @@
             <w:insideH w:val="single" w:color="auto" w:sz="4" w:space="0"/>
             <w:insideV w:val="single" w:color="auto" w:sz="4" w:space="0"/>
           </w:tblBorders>
-          <w:shd w:val="clear" w:color="auto" w:fill="FFFFFF"/>
           <w:tblCellMar>
             <w:top w:w="0" w:type="dxa"/>
             <w:left w:w="108" w:type="dxa"/>
@@ -1997,7 +2004,6 @@
             <w:insideH w:val="single" w:color="auto" w:sz="4" w:space="0"/>
             <w:insideV w:val="single" w:color="auto" w:sz="4" w:space="0"/>
           </w:tblBorders>
-          <w:shd w:val="clear" w:color="auto" w:fill="FFFFFF"/>
           <w:tblCellMar>
             <w:top w:w="0" w:type="dxa"/>
             <w:left w:w="108" w:type="dxa"/>
@@ -2685,12 +2691,6 @@
             <w:insideH w:val="single" w:color="000000" w:themeColor="text1" w:sz="8" w:space="0"/>
             <w:insideV w:val="single" w:color="000000" w:themeColor="text1" w:sz="8" w:space="0"/>
           </w:tblBorders>
-          <w:tblCellMar>
-            <w:top w:w="0" w:type="dxa"/>
-            <w:left w:w="0" w:type="dxa"/>
-            <w:bottom w:w="0" w:type="dxa"/>
-            <w:right w:w="0" w:type="dxa"/>
-          </w:tblCellMar>
         </w:tblPrEx>
         <w:trPr>
           <w:trHeight w:val="779" w:hRule="atLeast"/>
@@ -6196,12 +6196,6 @@
             <w:insideH w:val="single" w:color="000000" w:themeColor="text1" w:sz="8" w:space="0"/>
             <w:insideV w:val="single" w:color="000000" w:themeColor="text1" w:sz="8" w:space="0"/>
           </w:tblBorders>
-          <w:tblCellMar>
-            <w:top w:w="0" w:type="dxa"/>
-            <w:left w:w="0" w:type="dxa"/>
-            <w:bottom w:w="0" w:type="dxa"/>
-            <w:right w:w="0" w:type="dxa"/>
-          </w:tblCellMar>
         </w:tblPrEx>
         <w:trPr>
           <w:trHeight w:val="779" w:hRule="atLeast"/>
